--- a/lessons/9-3/downloads/reveal/9.3-session-2-practice-form-b.docx
+++ b/lessons/9-3/downloads/reveal/9.3-session-2-practice-form-b.docx
@@ -15,7 +15,7 @@
         <w:rPr>
           <w:rFonts w:ascii="Avenir Next" w:hAnsi="Avenir Next" w:cs="Avenir Next" w:eastAsia="Avenir Next"/>
           <w:color w:val="1A1A1A"/>
-          <w:sz w:val="20"/>
+          <w:sz w:val="22"/>
           <w:szCs w:val="20"/>
         </w:rPr>
         <w:t xml:space="preserve">Name</w:t>
@@ -33,7 +33,7 @@
         <w:rPr>
           <w:rFonts w:ascii="Avenir Next" w:hAnsi="Avenir Next" w:cs="Avenir Next" w:eastAsia="Avenir Next"/>
           <w:color w:val="1A1A1A"/>
-          <w:sz w:val="20"/>
+          <w:sz w:val="22"/>
           <w:szCs w:val="20"/>
         </w:rPr>
         <w:t xml:space="preserve">   Date</w:t>
@@ -51,7 +51,7 @@
         <w:rPr>
           <w:rFonts w:ascii="Avenir Next" w:hAnsi="Avenir Next" w:cs="Avenir Next" w:eastAsia="Avenir Next"/>
           <w:color w:val="1A1A1A"/>
-          <w:sz w:val="20"/>
+          <w:sz w:val="22"/>
           <w:szCs w:val="20"/>
         </w:rPr>
         <w:t xml:space="preserve">   Period</w:t>
@@ -78,7 +78,7 @@
           <w:caps/>
           <w:color w:val="003A70"/>
           <w:spacing w:val="12"/>
-          <w:sz w:val="19"/>
+          <w:sz w:val="22"/>
           <w:szCs w:val="19"/>
         </w:rPr>
         <w:t xml:space="preserve">Lesson 9-3  ·  Session 2  ·  Practice  ·  Form B</w:t>
@@ -86,6 +86,7 @@
     </w:p>
     <w:p>
       <w:pPr>
+        <w:pStyle w:val="Heading1"/>
         <w:keepNext/>
         <w:spacing w:before="0" w:after="10" w:line="240" w:lineRule="auto"/>
       </w:pPr>
@@ -111,7 +112,7 @@
         <w:rPr>
           <w:rFonts w:ascii="Avenir Next" w:hAnsi="Avenir Next" w:cs="Avenir Next" w:eastAsia="Avenir Next"/>
           <w:color w:val="5A5F66"/>
-          <w:sz w:val="17"/>
+          <w:sz w:val="22"/>
           <w:szCs w:val="17"/>
         </w:rPr>
         <w:t xml:space="preserve">Learning target — I can write an equation from a described situation and identify its variables.</w:t>
@@ -128,7 +129,7 @@
     </w:p>
     <w:p>
       <w:pPr>
-        <w:spacing w:before="0" w:after="0" w:line="60" w:lineRule="auto"/>
+        <w:spacing w:before="0" w:after="0" w:line="50" w:lineRule="exact"/>
       </w:pPr>
     </w:p>
     <w:tbl>
@@ -167,6 +168,7 @@
           </w:tcPr>
           <w:p>
             <w:pPr>
+              <w:pStyle w:val="Heading2"/>
               <w:spacing w:before="0" w:after="40" w:line="264" w:lineRule="auto"/>
             </w:pPr>
             <w:r>
@@ -194,44 +196,44 @@
                 <w:rFonts w:ascii="Avenir Next" w:hAnsi="Avenir Next" w:cs="Avenir Next" w:eastAsia="Avenir Next"/>
                 <w:b/>
                 <w:color w:val="003A70"/>
+                <w:sz w:val="22"/>
+                <w:szCs w:val="18"/>
+              </w:rPr>
+              <w:t xml:space="preserve">•</w:t>
+            </w:r>
+            <w:r>
+              <w:rPr>
+                <w:rFonts w:ascii="Avenir Next" w:hAnsi="Avenir Next" w:cs="Avenir Next" w:eastAsia="Avenir Next"/>
+                <w:color w:val="1A1A1A"/>
                 <w:sz w:val="18"/>
                 <w:szCs w:val="18"/>
               </w:rPr>
-              <w:t xml:space="preserve">•</w:t>
-            </w:r>
-            <w:r>
-              <w:rPr>
-                <w:rFonts w:ascii="Avenir Next" w:hAnsi="Avenir Next" w:cs="Avenir Next" w:eastAsia="Avenir Next"/>
-                <w:color w:val="1A1A1A"/>
-                <w:sz w:val="18"/>
+              <w:tab/>
+            </w:r>
+            <w:r>
+              <w:rPr>
+                <w:rFonts w:ascii="Avenir Next" w:hAnsi="Avenir Next" w:cs="Avenir Next" w:eastAsia="Avenir Next"/>
+                <w:color w:val="1A1A1A"/>
+                <w:sz w:val="22"/>
                 <w:szCs w:val="18"/>
               </w:rPr>
-              <w:tab/>
-            </w:r>
-            <w:r>
-              <w:rPr>
-                <w:rFonts w:ascii="Avenir Next" w:hAnsi="Avenir Next" w:cs="Avenir Next" w:eastAsia="Avenir Next"/>
-                <w:color w:val="1A1A1A"/>
-                <w:sz w:val="18"/>
+              <w:t xml:space="preserve">Say what each letter means. Then </w:t>
+            </w:r>
+            <w:r>
+              <w:rPr>
+                <w:rFonts w:ascii="Avenir Next" w:hAnsi="Avenir Next" w:cs="Avenir Next" w:eastAsia="Avenir Next"/>
+                <w:b/>
+                <w:color w:val="1A1A1A"/>
+                <w:sz w:val="22"/>
                 <w:szCs w:val="18"/>
               </w:rPr>
-              <w:t xml:space="preserve">Say what each letter means. Then </w:t>
-            </w:r>
-            <w:r>
-              <w:rPr>
-                <w:rFonts w:ascii="Avenir Next" w:hAnsi="Avenir Next" w:cs="Avenir Next" w:eastAsia="Avenir Next"/>
-                <w:b/>
-                <w:color w:val="1A1A1A"/>
-                <w:sz w:val="18"/>
-                <w:szCs w:val="18"/>
-              </w:rPr>
               <w:t xml:space="preserve">multiply</w:t>
             </w:r>
             <w:r>
               <w:rPr>
                 <w:rFonts w:ascii="Avenir Next" w:hAnsi="Avenir Next" w:cs="Avenir Next" w:eastAsia="Avenir Next"/>
                 <w:color w:val="1A1A1A"/>
-                <w:sz w:val="18"/>
+                <w:sz w:val="22"/>
                 <w:szCs w:val="18"/>
               </w:rPr>
               <w:t xml:space="preserve"> the input by the rate for one unit.</w:t>
@@ -250,73 +252,73 @@
                 <w:rFonts w:ascii="Avenir Next" w:hAnsi="Avenir Next" w:cs="Avenir Next" w:eastAsia="Avenir Next"/>
                 <w:b/>
                 <w:color w:val="003A70"/>
+                <w:sz w:val="22"/>
+                <w:szCs w:val="18"/>
+              </w:rPr>
+              <w:t xml:space="preserve">•</w:t>
+            </w:r>
+            <w:r>
+              <w:rPr>
+                <w:rFonts w:ascii="Avenir Next" w:hAnsi="Avenir Next" w:cs="Avenir Next" w:eastAsia="Avenir Next"/>
+                <w:color w:val="1A1A1A"/>
                 <w:sz w:val="18"/>
                 <w:szCs w:val="18"/>
               </w:rPr>
-              <w:t xml:space="preserve">•</w:t>
-            </w:r>
-            <w:r>
-              <w:rPr>
-                <w:rFonts w:ascii="Avenir Next" w:hAnsi="Avenir Next" w:cs="Avenir Next" w:eastAsia="Avenir Next"/>
-                <w:color w:val="1A1A1A"/>
-                <w:sz w:val="18"/>
+              <w:tab/>
+            </w:r>
+            <w:r>
+              <w:rPr>
+                <w:rFonts w:ascii="Avenir Next" w:hAnsi="Avenir Next" w:cs="Avenir Next" w:eastAsia="Avenir Next"/>
+                <w:b/>
+                <w:color w:val="1A1A1A"/>
+                <w:sz w:val="22"/>
                 <w:szCs w:val="18"/>
               </w:rPr>
-              <w:tab/>
-            </w:r>
-            <w:r>
-              <w:rPr>
-                <w:rFonts w:ascii="Avenir Next" w:hAnsi="Avenir Next" w:cs="Avenir Next" w:eastAsia="Avenir Next"/>
-                <w:b/>
-                <w:color w:val="1A1A1A"/>
-                <w:sz w:val="18"/>
+              <w:t xml:space="preserve">Add</w:t>
+            </w:r>
+            <w:r>
+              <w:rPr>
+                <w:rFonts w:ascii="Avenir Next" w:hAnsi="Avenir Next" w:cs="Avenir Next" w:eastAsia="Avenir Next"/>
+                <w:color w:val="1A1A1A"/>
+                <w:sz w:val="22"/>
                 <w:szCs w:val="18"/>
               </w:rPr>
-              <w:t xml:space="preserve">Add</w:t>
-            </w:r>
-            <w:r>
-              <w:rPr>
-                <w:rFonts w:ascii="Avenir Next" w:hAnsi="Avenir Next" w:cs="Avenir Next" w:eastAsia="Avenir Next"/>
-                <w:color w:val="1A1A1A"/>
-                <w:sz w:val="18"/>
+              <w:t xml:space="preserve"> a starting amount or fee only if the story gives one: $5 plus $2 each is </w:t>
+            </w:r>
+            <w:r>
+              <w:rPr>
+                <w:rFonts w:ascii="Avenir Next" w:hAnsi="Avenir Next" w:cs="Avenir Next" w:eastAsia="Avenir Next"/>
+                <w:i/>
+                <w:color w:val="1A1A1A"/>
+                <w:sz w:val="22"/>
                 <w:szCs w:val="18"/>
               </w:rPr>
-              <w:t xml:space="preserve"> a starting amount or fee only if the story gives one: $5 plus $2 each is </w:t>
+              <w:t xml:space="preserve">c</w:t>
+            </w:r>
+            <w:r>
+              <w:rPr>
+                <w:rFonts w:ascii="Avenir Next" w:hAnsi="Avenir Next" w:cs="Avenir Next" w:eastAsia="Avenir Next"/>
+                <w:color w:val="1A1A1A"/>
+                <w:sz w:val="22"/>
+                <w:szCs w:val="18"/>
+              </w:rPr>
+              <w:t xml:space="preserve"> = 2</w:t>
             </w:r>
             <w:r>
               <w:rPr>
                 <w:rFonts w:ascii="Avenir Next" w:hAnsi="Avenir Next" w:cs="Avenir Next" w:eastAsia="Avenir Next"/>
                 <w:i/>
                 <w:color w:val="1A1A1A"/>
-                <w:sz w:val="18"/>
+                <w:sz w:val="22"/>
                 <w:szCs w:val="18"/>
               </w:rPr>
-              <w:t xml:space="preserve">c</w:t>
-            </w:r>
-            <w:r>
-              <w:rPr>
-                <w:rFonts w:ascii="Avenir Next" w:hAnsi="Avenir Next" w:cs="Avenir Next" w:eastAsia="Avenir Next"/>
-                <w:color w:val="1A1A1A"/>
-                <w:sz w:val="18"/>
-                <w:szCs w:val="18"/>
-              </w:rPr>
-              <w:t xml:space="preserve"> = 2</w:t>
-            </w:r>
-            <w:r>
-              <w:rPr>
-                <w:rFonts w:ascii="Avenir Next" w:hAnsi="Avenir Next" w:cs="Avenir Next" w:eastAsia="Avenir Next"/>
-                <w:i/>
-                <w:color w:val="1A1A1A"/>
-                <w:sz w:val="18"/>
-                <w:szCs w:val="18"/>
-              </w:rPr>
               <w:t xml:space="preserve">n</w:t>
             </w:r>
             <w:r>
               <w:rPr>
                 <w:rFonts w:ascii="Avenir Next" w:hAnsi="Avenir Next" w:cs="Avenir Next" w:eastAsia="Avenir Next"/>
                 <w:color w:val="1A1A1A"/>
-                <w:sz w:val="18"/>
+                <w:sz w:val="22"/>
                 <w:szCs w:val="18"/>
               </w:rPr>
               <w:t xml:space="preserve"> + 5.</w:t>
@@ -335,82 +337,82 @@
                 <w:rFonts w:ascii="Avenir Next" w:hAnsi="Avenir Next" w:cs="Avenir Next" w:eastAsia="Avenir Next"/>
                 <w:b/>
                 <w:color w:val="003A70"/>
+                <w:sz w:val="22"/>
+                <w:szCs w:val="18"/>
+              </w:rPr>
+              <w:t xml:space="preserve">•</w:t>
+            </w:r>
+            <w:r>
+              <w:rPr>
+                <w:rFonts w:ascii="Avenir Next" w:hAnsi="Avenir Next" w:cs="Avenir Next" w:eastAsia="Avenir Next"/>
+                <w:color w:val="1A1A1A"/>
                 <w:sz w:val="18"/>
                 <w:szCs w:val="18"/>
               </w:rPr>
-              <w:t xml:space="preserve">•</w:t>
-            </w:r>
-            <w:r>
-              <w:rPr>
-                <w:rFonts w:ascii="Avenir Next" w:hAnsi="Avenir Next" w:cs="Avenir Next" w:eastAsia="Avenir Next"/>
-                <w:color w:val="1A1A1A"/>
-                <w:sz w:val="18"/>
+              <w:tab/>
+            </w:r>
+            <w:r>
+              <w:rPr>
+                <w:rFonts w:ascii="Avenir Next" w:hAnsi="Avenir Next" w:cs="Avenir Next" w:eastAsia="Avenir Next"/>
+                <w:color w:val="1A1A1A"/>
+                <w:sz w:val="22"/>
                 <w:szCs w:val="18"/>
               </w:rPr>
-              <w:tab/>
-            </w:r>
-            <w:r>
-              <w:rPr>
-                <w:rFonts w:ascii="Avenir Next" w:hAnsi="Avenir Next" w:cs="Avenir Next" w:eastAsia="Avenir Next"/>
-                <w:color w:val="1A1A1A"/>
-                <w:sz w:val="18"/>
+              <w:t xml:space="preserve">If one person is always 3 years older, </w:t>
+            </w:r>
+            <w:r>
+              <w:rPr>
+                <w:rFonts w:ascii="Avenir Next" w:hAnsi="Avenir Next" w:cs="Avenir Next" w:eastAsia="Avenir Next"/>
+                <w:b/>
+                <w:color w:val="1A1A1A"/>
+                <w:sz w:val="22"/>
                 <w:szCs w:val="18"/>
               </w:rPr>
-              <w:t xml:space="preserve">If one person is always 3 years older, </w:t>
-            </w:r>
-            <w:r>
-              <w:rPr>
-                <w:rFonts w:ascii="Avenir Next" w:hAnsi="Avenir Next" w:cs="Avenir Next" w:eastAsia="Avenir Next"/>
-                <w:b/>
-                <w:color w:val="1A1A1A"/>
-                <w:sz w:val="18"/>
+              <w:t xml:space="preserve">add</w:t>
+            </w:r>
+            <w:r>
+              <w:rPr>
+                <w:rFonts w:ascii="Avenir Next" w:hAnsi="Avenir Next" w:cs="Avenir Next" w:eastAsia="Avenir Next"/>
+                <w:color w:val="1A1A1A"/>
+                <w:sz w:val="22"/>
                 <w:szCs w:val="18"/>
               </w:rPr>
-              <w:t xml:space="preserve">add</w:t>
-            </w:r>
-            <w:r>
-              <w:rPr>
-                <w:rFonts w:ascii="Avenir Next" w:hAnsi="Avenir Next" w:cs="Avenir Next" w:eastAsia="Avenir Next"/>
-                <w:color w:val="1A1A1A"/>
-                <w:sz w:val="18"/>
+              <w:t xml:space="preserve">: </w:t>
+            </w:r>
+            <w:r>
+              <w:rPr>
+                <w:rFonts w:ascii="Avenir Next" w:hAnsi="Avenir Next" w:cs="Avenir Next" w:eastAsia="Avenir Next"/>
+                <w:i/>
+                <w:color w:val="1A1A1A"/>
+                <w:sz w:val="22"/>
                 <w:szCs w:val="18"/>
               </w:rPr>
-              <w:t xml:space="preserve">: </w:t>
+              <w:t xml:space="preserve">a</w:t>
+            </w:r>
+            <w:r>
+              <w:rPr>
+                <w:rFonts w:ascii="Avenir Next" w:hAnsi="Avenir Next" w:cs="Avenir Next" w:eastAsia="Avenir Next"/>
+                <w:color w:val="1A1A1A"/>
+                <w:sz w:val="22"/>
+                <w:szCs w:val="18"/>
+              </w:rPr>
+              <w:t xml:space="preserve"> = </w:t>
             </w:r>
             <w:r>
               <w:rPr>
                 <w:rFonts w:ascii="Avenir Next" w:hAnsi="Avenir Next" w:cs="Avenir Next" w:eastAsia="Avenir Next"/>
                 <w:i/>
                 <w:color w:val="1A1A1A"/>
-                <w:sz w:val="18"/>
+                <w:sz w:val="22"/>
                 <w:szCs w:val="18"/>
               </w:rPr>
-              <w:t xml:space="preserve">a</w:t>
-            </w:r>
-            <w:r>
-              <w:rPr>
-                <w:rFonts w:ascii="Avenir Next" w:hAnsi="Avenir Next" w:cs="Avenir Next" w:eastAsia="Avenir Next"/>
-                <w:color w:val="1A1A1A"/>
-                <w:sz w:val="18"/>
-                <w:szCs w:val="18"/>
-              </w:rPr>
-              <w:t xml:space="preserve"> = </w:t>
-            </w:r>
-            <w:r>
-              <w:rPr>
-                <w:rFonts w:ascii="Avenir Next" w:hAnsi="Avenir Next" w:cs="Avenir Next" w:eastAsia="Avenir Next"/>
-                <w:i/>
-                <w:color w:val="1A1A1A"/>
-                <w:sz w:val="18"/>
-                <w:szCs w:val="18"/>
-              </w:rPr>
               <w:t xml:space="preserve">b</w:t>
             </w:r>
             <w:r>
               <w:rPr>
                 <w:rFonts w:ascii="Avenir Next" w:hAnsi="Avenir Next" w:cs="Avenir Next" w:eastAsia="Avenir Next"/>
                 <w:color w:val="1A1A1A"/>
-                <w:sz w:val="18"/>
+                <w:sz w:val="22"/>
                 <w:szCs w:val="18"/>
               </w:rPr>
               <w:t xml:space="preserve"> + 3.</w:t>
@@ -425,6 +427,7 @@
           </w:tcPr>
           <w:p>
             <w:pPr>
+              <w:pStyle w:val="Heading2"/>
               <w:spacing w:before="0" w:after="40" w:line="264" w:lineRule="auto"/>
             </w:pPr>
             <w:r>
@@ -447,7 +450,7 @@
               <w:rPr>
                 <w:rFonts w:ascii="Avenir Next" w:hAnsi="Avenir Next" w:cs="Avenir Next" w:eastAsia="Avenir Next"/>
                 <w:color w:val="1A1A1A"/>
-                <w:sz w:val="17"/>
+                <w:sz w:val="22"/>
                 <w:szCs w:val="17"/>
               </w:rPr>
               <w:t xml:space="preserve">A pet sitter earns $9 each day. Write an equation for dollars </w:t>
@@ -457,7 +460,7 @@
                 <w:rFonts w:ascii="Avenir Next" w:hAnsi="Avenir Next" w:cs="Avenir Next" w:eastAsia="Avenir Next"/>
                 <w:i/>
                 <w:color w:val="1A1A1A"/>
-                <w:sz w:val="17"/>
+                <w:sz w:val="22"/>
                 <w:szCs w:val="17"/>
               </w:rPr>
               <w:t xml:space="preserve">e</w:t>
@@ -466,7 +469,7 @@
               <w:rPr>
                 <w:rFonts w:ascii="Avenir Next" w:hAnsi="Avenir Next" w:cs="Avenir Next" w:eastAsia="Avenir Next"/>
                 <w:color w:val="1A1A1A"/>
-                <w:sz w:val="17"/>
+                <w:sz w:val="22"/>
                 <w:szCs w:val="17"/>
               </w:rPr>
               <w:t xml:space="preserve"> earned in </w:t>
@@ -476,7 +479,7 @@
                 <w:rFonts w:ascii="Avenir Next" w:hAnsi="Avenir Next" w:cs="Avenir Next" w:eastAsia="Avenir Next"/>
                 <w:i/>
                 <w:color w:val="1A1A1A"/>
-                <w:sz w:val="17"/>
+                <w:sz w:val="22"/>
                 <w:szCs w:val="17"/>
               </w:rPr>
               <w:t xml:space="preserve">d</w:t>
@@ -485,7 +488,7 @@
               <w:rPr>
                 <w:rFonts w:ascii="Avenir Next" w:hAnsi="Avenir Next" w:cs="Avenir Next" w:eastAsia="Avenir Next"/>
                 <w:color w:val="1A1A1A"/>
-                <w:sz w:val="17"/>
+                <w:sz w:val="22"/>
                 <w:szCs w:val="17"/>
               </w:rPr>
               <w:t xml:space="preserve"> days.</w:t>
@@ -504,63 +507,63 @@
                 <w:rFonts w:ascii="Avenir Next" w:hAnsi="Avenir Next" w:cs="Avenir Next" w:eastAsia="Avenir Next"/>
                 <w:b/>
                 <w:color w:val="003A70"/>
+                <w:sz w:val="22"/>
+                <w:szCs w:val="17"/>
+              </w:rPr>
+              <w:t xml:space="preserve">Step 1</w:t>
+            </w:r>
+            <w:r>
+              <w:rPr>
+                <w:rFonts w:ascii="Avenir Next" w:hAnsi="Avenir Next" w:cs="Avenir Next" w:eastAsia="Avenir Next"/>
+                <w:color w:val="1A1A1A"/>
                 <w:sz w:val="17"/>
                 <w:szCs w:val="17"/>
               </w:rPr>
-              <w:t xml:space="preserve">Step 1</w:t>
-            </w:r>
-            <w:r>
-              <w:rPr>
-                <w:rFonts w:ascii="Avenir Next" w:hAnsi="Avenir Next" w:cs="Avenir Next" w:eastAsia="Avenir Next"/>
-                <w:color w:val="1A1A1A"/>
-                <w:sz w:val="17"/>
+              <w:tab/>
+            </w:r>
+            <w:r>
+              <w:rPr>
+                <w:rFonts w:ascii="Avenir Next" w:hAnsi="Avenir Next" w:cs="Avenir Next" w:eastAsia="Avenir Next"/>
+                <w:color w:val="1A1A1A"/>
+                <w:sz w:val="22"/>
                 <w:szCs w:val="17"/>
               </w:rPr>
-              <w:tab/>
-            </w:r>
-            <w:r>
-              <w:rPr>
-                <w:rFonts w:ascii="Avenir Next" w:hAnsi="Avenir Next" w:cs="Avenir Next" w:eastAsia="Avenir Next"/>
-                <w:color w:val="1A1A1A"/>
-                <w:sz w:val="17"/>
+              <w:t xml:space="preserve">Define: </w:t>
+            </w:r>
+            <w:r>
+              <w:rPr>
+                <w:rFonts w:ascii="Avenir Next" w:hAnsi="Avenir Next" w:cs="Avenir Next" w:eastAsia="Avenir Next"/>
+                <w:i/>
+                <w:color w:val="1A1A1A"/>
+                <w:sz w:val="22"/>
                 <w:szCs w:val="17"/>
               </w:rPr>
-              <w:t xml:space="preserve">Define: </w:t>
+              <w:t xml:space="preserve">d</w:t>
+            </w:r>
+            <w:r>
+              <w:rPr>
+                <w:rFonts w:ascii="Avenir Next" w:hAnsi="Avenir Next" w:cs="Avenir Next" w:eastAsia="Avenir Next"/>
+                <w:color w:val="1A1A1A"/>
+                <w:sz w:val="22"/>
+                <w:szCs w:val="17"/>
+              </w:rPr>
+              <w:t xml:space="preserve"> = days, </w:t>
             </w:r>
             <w:r>
               <w:rPr>
                 <w:rFonts w:ascii="Avenir Next" w:hAnsi="Avenir Next" w:cs="Avenir Next" w:eastAsia="Avenir Next"/>
                 <w:i/>
                 <w:color w:val="1A1A1A"/>
-                <w:sz w:val="17"/>
+                <w:sz w:val="22"/>
                 <w:szCs w:val="17"/>
               </w:rPr>
-              <w:t xml:space="preserve">d</w:t>
-            </w:r>
-            <w:r>
-              <w:rPr>
-                <w:rFonts w:ascii="Avenir Next" w:hAnsi="Avenir Next" w:cs="Avenir Next" w:eastAsia="Avenir Next"/>
-                <w:color w:val="1A1A1A"/>
-                <w:sz w:val="17"/>
-                <w:szCs w:val="17"/>
-              </w:rPr>
-              <w:t xml:space="preserve"> = days, </w:t>
-            </w:r>
-            <w:r>
-              <w:rPr>
-                <w:rFonts w:ascii="Avenir Next" w:hAnsi="Avenir Next" w:cs="Avenir Next" w:eastAsia="Avenir Next"/>
-                <w:i/>
-                <w:color w:val="1A1A1A"/>
-                <w:sz w:val="17"/>
-                <w:szCs w:val="17"/>
-              </w:rPr>
               <w:t xml:space="preserve">e</w:t>
             </w:r>
             <w:r>
               <w:rPr>
                 <w:rFonts w:ascii="Avenir Next" w:hAnsi="Avenir Next" w:cs="Avenir Next" w:eastAsia="Avenir Next"/>
                 <w:color w:val="1A1A1A"/>
-                <w:sz w:val="17"/>
+                <w:sz w:val="22"/>
                 <w:szCs w:val="17"/>
               </w:rPr>
               <w:t xml:space="preserve"> = dollars earned.</w:t>
@@ -579,63 +582,63 @@
                 <w:rFonts w:ascii="Avenir Next" w:hAnsi="Avenir Next" w:cs="Avenir Next" w:eastAsia="Avenir Next"/>
                 <w:b/>
                 <w:color w:val="003A70"/>
+                <w:sz w:val="22"/>
+                <w:szCs w:val="17"/>
+              </w:rPr>
+              <w:t xml:space="preserve">Step 2</w:t>
+            </w:r>
+            <w:r>
+              <w:rPr>
+                <w:rFonts w:ascii="Avenir Next" w:hAnsi="Avenir Next" w:cs="Avenir Next" w:eastAsia="Avenir Next"/>
+                <w:color w:val="1A1A1A"/>
                 <w:sz w:val="17"/>
                 <w:szCs w:val="17"/>
               </w:rPr>
-              <w:t xml:space="preserve">Step 2</w:t>
-            </w:r>
-            <w:r>
-              <w:rPr>
-                <w:rFonts w:ascii="Avenir Next" w:hAnsi="Avenir Next" w:cs="Avenir Next" w:eastAsia="Avenir Next"/>
-                <w:color w:val="1A1A1A"/>
-                <w:sz w:val="17"/>
+              <w:tab/>
+            </w:r>
+            <w:r>
+              <w:rPr>
+                <w:rFonts w:ascii="Avenir Next" w:hAnsi="Avenir Next" w:cs="Avenir Next" w:eastAsia="Avenir Next"/>
+                <w:color w:val="1A1A1A"/>
+                <w:sz w:val="22"/>
                 <w:szCs w:val="17"/>
               </w:rPr>
-              <w:tab/>
-            </w:r>
-            <w:r>
-              <w:rPr>
-                <w:rFonts w:ascii="Avenir Next" w:hAnsi="Avenir Next" w:cs="Avenir Next" w:eastAsia="Avenir Next"/>
-                <w:color w:val="1A1A1A"/>
-                <w:sz w:val="17"/>
+              <w:t xml:space="preserve">Rate: $9 for each day, so </w:t>
+            </w:r>
+            <w:r>
+              <w:rPr>
+                <w:rFonts w:ascii="Avenir Next" w:hAnsi="Avenir Next" w:cs="Avenir Next" w:eastAsia="Avenir Next"/>
+                <w:i/>
+                <w:color w:val="1A1A1A"/>
+                <w:sz w:val="22"/>
                 <w:szCs w:val="17"/>
               </w:rPr>
-              <w:t xml:space="preserve">Rate: $9 for each day, so </w:t>
+              <w:t xml:space="preserve">e</w:t>
+            </w:r>
+            <w:r>
+              <w:rPr>
+                <w:rFonts w:ascii="Avenir Next" w:hAnsi="Avenir Next" w:cs="Avenir Next" w:eastAsia="Avenir Next"/>
+                <w:color w:val="1A1A1A"/>
+                <w:sz w:val="22"/>
+                <w:szCs w:val="17"/>
+              </w:rPr>
+              <w:t xml:space="preserve"> = 9</w:t>
             </w:r>
             <w:r>
               <w:rPr>
                 <w:rFonts w:ascii="Avenir Next" w:hAnsi="Avenir Next" w:cs="Avenir Next" w:eastAsia="Avenir Next"/>
                 <w:i/>
                 <w:color w:val="1A1A1A"/>
-                <w:sz w:val="17"/>
+                <w:sz w:val="22"/>
                 <w:szCs w:val="17"/>
               </w:rPr>
-              <w:t xml:space="preserve">e</w:t>
-            </w:r>
-            <w:r>
-              <w:rPr>
-                <w:rFonts w:ascii="Avenir Next" w:hAnsi="Avenir Next" w:cs="Avenir Next" w:eastAsia="Avenir Next"/>
-                <w:color w:val="1A1A1A"/>
-                <w:sz w:val="17"/>
-                <w:szCs w:val="17"/>
-              </w:rPr>
-              <w:t xml:space="preserve"> = 9</w:t>
-            </w:r>
-            <w:r>
-              <w:rPr>
-                <w:rFonts w:ascii="Avenir Next" w:hAnsi="Avenir Next" w:cs="Avenir Next" w:eastAsia="Avenir Next"/>
-                <w:i/>
-                <w:color w:val="1A1A1A"/>
-                <w:sz w:val="17"/>
-                <w:szCs w:val="17"/>
-              </w:rPr>
               <w:t xml:space="preserve">d</w:t>
             </w:r>
             <w:r>
               <w:rPr>
                 <w:rFonts w:ascii="Avenir Next" w:hAnsi="Avenir Next" w:cs="Avenir Next" w:eastAsia="Avenir Next"/>
                 <w:color w:val="1A1A1A"/>
-                <w:sz w:val="17"/>
+                <w:sz w:val="22"/>
                 <w:szCs w:val="17"/>
               </w:rPr>
               <w:t xml:space="preserve">.</w:t>
@@ -654,63 +657,63 @@
                 <w:rFonts w:ascii="Avenir Next" w:hAnsi="Avenir Next" w:cs="Avenir Next" w:eastAsia="Avenir Next"/>
                 <w:b/>
                 <w:color w:val="003A70"/>
+                <w:sz w:val="22"/>
+                <w:szCs w:val="17"/>
+              </w:rPr>
+              <w:t xml:space="preserve">Step 3</w:t>
+            </w:r>
+            <w:r>
+              <w:rPr>
+                <w:rFonts w:ascii="Avenir Next" w:hAnsi="Avenir Next" w:cs="Avenir Next" w:eastAsia="Avenir Next"/>
+                <w:color w:val="1A1A1A"/>
                 <w:sz w:val="17"/>
                 <w:szCs w:val="17"/>
               </w:rPr>
-              <w:t xml:space="preserve">Step 3</w:t>
-            </w:r>
-            <w:r>
-              <w:rPr>
-                <w:rFonts w:ascii="Avenir Next" w:hAnsi="Avenir Next" w:cs="Avenir Next" w:eastAsia="Avenir Next"/>
-                <w:color w:val="1A1A1A"/>
-                <w:sz w:val="17"/>
+              <w:tab/>
+            </w:r>
+            <w:r>
+              <w:rPr>
+                <w:rFonts w:ascii="Avenir Next" w:hAnsi="Avenir Next" w:cs="Avenir Next" w:eastAsia="Avenir Next"/>
+                <w:color w:val="1A1A1A"/>
+                <w:sz w:val="22"/>
                 <w:szCs w:val="17"/>
               </w:rPr>
-              <w:tab/>
-            </w:r>
-            <w:r>
-              <w:rPr>
-                <w:rFonts w:ascii="Avenir Next" w:hAnsi="Avenir Next" w:cs="Avenir Next" w:eastAsia="Avenir Next"/>
-                <w:color w:val="1A1A1A"/>
-                <w:sz w:val="17"/>
+              <w:t xml:space="preserve">Test </w:t>
+            </w:r>
+            <w:r>
+              <w:rPr>
+                <w:rFonts w:ascii="Avenir Next" w:hAnsi="Avenir Next" w:cs="Avenir Next" w:eastAsia="Avenir Next"/>
+                <w:i/>
+                <w:color w:val="1A1A1A"/>
+                <w:sz w:val="22"/>
                 <w:szCs w:val="17"/>
               </w:rPr>
-              <w:t xml:space="preserve">Test </w:t>
+              <w:t xml:space="preserve">d</w:t>
+            </w:r>
+            <w:r>
+              <w:rPr>
+                <w:rFonts w:ascii="Avenir Next" w:hAnsi="Avenir Next" w:cs="Avenir Next" w:eastAsia="Avenir Next"/>
+                <w:color w:val="1A1A1A"/>
+                <w:sz w:val="22"/>
+                <w:szCs w:val="17"/>
+              </w:rPr>
+              <w:t xml:space="preserve"> = 5: </w:t>
             </w:r>
             <w:r>
               <w:rPr>
                 <w:rFonts w:ascii="Avenir Next" w:hAnsi="Avenir Next" w:cs="Avenir Next" w:eastAsia="Avenir Next"/>
                 <w:i/>
                 <w:color w:val="1A1A1A"/>
-                <w:sz w:val="17"/>
+                <w:sz w:val="22"/>
                 <w:szCs w:val="17"/>
               </w:rPr>
-              <w:t xml:space="preserve">d</w:t>
-            </w:r>
-            <w:r>
-              <w:rPr>
-                <w:rFonts w:ascii="Avenir Next" w:hAnsi="Avenir Next" w:cs="Avenir Next" w:eastAsia="Avenir Next"/>
-                <w:color w:val="1A1A1A"/>
-                <w:sz w:val="17"/>
-                <w:szCs w:val="17"/>
-              </w:rPr>
-              <w:t xml:space="preserve"> = 5: </w:t>
-            </w:r>
-            <w:r>
-              <w:rPr>
-                <w:rFonts w:ascii="Avenir Next" w:hAnsi="Avenir Next" w:cs="Avenir Next" w:eastAsia="Avenir Next"/>
-                <w:i/>
-                <w:color w:val="1A1A1A"/>
-                <w:sz w:val="17"/>
-                <w:szCs w:val="17"/>
-              </w:rPr>
               <w:t xml:space="preserve">e</w:t>
             </w:r>
             <w:r>
               <w:rPr>
                 <w:rFonts w:ascii="Avenir Next" w:hAnsi="Avenir Next" w:cs="Avenir Next" w:eastAsia="Avenir Next"/>
                 <w:color w:val="1A1A1A"/>
-                <w:sz w:val="17"/>
+                <w:sz w:val="22"/>
                 <w:szCs w:val="17"/>
               </w:rPr>
               <w:t xml:space="preserve"> = 9 × 5 = 45.</w:t>
@@ -729,19 +732,40 @@
                 <w:rFonts w:ascii="Avenir Next" w:hAnsi="Avenir Next" w:cs="Avenir Next" w:eastAsia="Avenir Next"/>
                 <w:b/>
                 <w:color w:val="1A1A1A"/>
+                <w:sz w:val="22"/>
+                <w:szCs w:val="17"/>
+              </w:rPr>
+              <w:t xml:space="preserve">Answer</w:t>
+            </w:r>
+            <w:r>
+              <w:rPr>
+                <w:rFonts w:ascii="Avenir Next" w:hAnsi="Avenir Next" w:cs="Avenir Next" w:eastAsia="Avenir Next"/>
+                <w:color w:val="1A1A1A"/>
                 <w:sz w:val="17"/>
                 <w:szCs w:val="17"/>
               </w:rPr>
-              <w:t xml:space="preserve">Answer</w:t>
-            </w:r>
-            <w:r>
-              <w:rPr>
-                <w:rFonts w:ascii="Avenir Next" w:hAnsi="Avenir Next" w:cs="Avenir Next" w:eastAsia="Avenir Next"/>
-                <w:color w:val="1A1A1A"/>
-                <w:sz w:val="17"/>
+              <w:tab/>
+            </w:r>
+            <w:r>
+              <w:rPr>
+                <w:rFonts w:ascii="Avenir Next" w:hAnsi="Avenir Next" w:cs="Avenir Next" w:eastAsia="Avenir Next"/>
+                <w:b/>
+                <w:i/>
+                <w:color w:val="1A1A1A"/>
+                <w:sz w:val="22"/>
                 <w:szCs w:val="17"/>
               </w:rPr>
-              <w:tab/>
+              <w:t xml:space="preserve">e</w:t>
+            </w:r>
+            <w:r>
+              <w:rPr>
+                <w:rFonts w:ascii="Avenir Next" w:hAnsi="Avenir Next" w:cs="Avenir Next" w:eastAsia="Avenir Next"/>
+                <w:b/>
+                <w:color w:val="1A1A1A"/>
+                <w:sz w:val="22"/>
+                <w:szCs w:val="17"/>
+              </w:rPr>
+              <w:t xml:space="preserve"> = 9</w:t>
             </w:r>
             <w:r>
               <w:rPr>
@@ -749,30 +773,9 @@
                 <w:b/>
                 <w:i/>
                 <w:color w:val="1A1A1A"/>
-                <w:sz w:val="17"/>
+                <w:sz w:val="22"/>
                 <w:szCs w:val="17"/>
               </w:rPr>
-              <w:t xml:space="preserve">e</w:t>
-            </w:r>
-            <w:r>
-              <w:rPr>
-                <w:rFonts w:ascii="Avenir Next" w:hAnsi="Avenir Next" w:cs="Avenir Next" w:eastAsia="Avenir Next"/>
-                <w:b/>
-                <w:color w:val="1A1A1A"/>
-                <w:sz w:val="17"/>
-                <w:szCs w:val="17"/>
-              </w:rPr>
-              <w:t xml:space="preserve"> = 9</w:t>
-            </w:r>
-            <w:r>
-              <w:rPr>
-                <w:rFonts w:ascii="Avenir Next" w:hAnsi="Avenir Next" w:cs="Avenir Next" w:eastAsia="Avenir Next"/>
-                <w:b/>
-                <w:i/>
-                <w:color w:val="1A1A1A"/>
-                <w:sz w:val="17"/>
-                <w:szCs w:val="17"/>
-              </w:rPr>
               <w:t xml:space="preserve">d</w:t>
             </w:r>
             <w:r>
@@ -780,7 +783,7 @@
                 <w:rFonts w:ascii="Avenir Next" w:hAnsi="Avenir Next" w:cs="Avenir Next" w:eastAsia="Avenir Next"/>
                 <w:b/>
                 <w:color w:val="1A1A1A"/>
-                <w:sz w:val="17"/>
+                <w:sz w:val="22"/>
                 <w:szCs w:val="17"/>
               </w:rPr>
               <w:t xml:space="preserve">; 5 days earns $45</w:t>
@@ -809,7 +812,7 @@
           <w:rFonts w:ascii="Avenir Next" w:hAnsi="Avenir Next" w:cs="Avenir Next" w:eastAsia="Avenir Next"/>
           <w:b/>
           <w:color w:val="1A1A1A"/>
-          <w:sz w:val="17"/>
+          <w:sz w:val="22"/>
           <w:szCs w:val="17"/>
         </w:rPr>
         <w:t xml:space="preserve">unit rate</w:t>
@@ -819,7 +822,7 @@
           <w:rFonts w:ascii="Avenir Next" w:hAnsi="Avenir Next" w:cs="Avenir Next" w:eastAsia="Avenir Next"/>
           <w:i/>
           <w:color w:val="5A5F66"/>
-          <w:sz w:val="17"/>
+          <w:sz w:val="22"/>
           <w:szCs w:val="17"/>
         </w:rPr>
         <w:t xml:space="preserve"> (tasa unitaria)</w:t>
@@ -828,7 +831,7 @@
         <w:rPr>
           <w:rFonts w:ascii="Avenir Next" w:hAnsi="Avenir Next" w:cs="Avenir Next" w:eastAsia="Avenir Next"/>
           <w:color w:val="5A5F66"/>
-          <w:sz w:val="17"/>
+          <w:sz w:val="22"/>
           <w:szCs w:val="17"/>
         </w:rPr>
         <w:t xml:space="preserve">   ·   </w:t>
@@ -838,7 +841,7 @@
           <w:rFonts w:ascii="Avenir Next" w:hAnsi="Avenir Next" w:cs="Avenir Next" w:eastAsia="Avenir Next"/>
           <w:b/>
           <w:color w:val="1A1A1A"/>
-          <w:sz w:val="17"/>
+          <w:sz w:val="22"/>
           <w:szCs w:val="17"/>
         </w:rPr>
         <w:t xml:space="preserve">multiplicative rule</w:t>
@@ -848,7 +851,7 @@
           <w:rFonts w:ascii="Avenir Next" w:hAnsi="Avenir Next" w:cs="Avenir Next" w:eastAsia="Avenir Next"/>
           <w:i/>
           <w:color w:val="5A5F66"/>
-          <w:sz w:val="17"/>
+          <w:sz w:val="22"/>
           <w:szCs w:val="17"/>
         </w:rPr>
         <w:t xml:space="preserve"> (regla multiplicativa)</w:t>
@@ -857,7 +860,7 @@
         <w:rPr>
           <w:rFonts w:ascii="Avenir Next" w:hAnsi="Avenir Next" w:cs="Avenir Next" w:eastAsia="Avenir Next"/>
           <w:color w:val="5A5F66"/>
-          <w:sz w:val="17"/>
+          <w:sz w:val="22"/>
           <w:szCs w:val="17"/>
         </w:rPr>
         <w:t xml:space="preserve">   ·   </w:t>
@@ -867,7 +870,7 @@
           <w:rFonts w:ascii="Avenir Next" w:hAnsi="Avenir Next" w:cs="Avenir Next" w:eastAsia="Avenir Next"/>
           <w:b/>
           <w:color w:val="1A1A1A"/>
-          <w:sz w:val="17"/>
+          <w:sz w:val="22"/>
           <w:szCs w:val="17"/>
         </w:rPr>
         <w:t xml:space="preserve">additive rule</w:t>
@@ -877,7 +880,7 @@
           <w:rFonts w:ascii="Avenir Next" w:hAnsi="Avenir Next" w:cs="Avenir Next" w:eastAsia="Avenir Next"/>
           <w:i/>
           <w:color w:val="5A5F66"/>
-          <w:sz w:val="17"/>
+          <w:sz w:val="22"/>
           <w:szCs w:val="17"/>
         </w:rPr>
         <w:t xml:space="preserve"> (regla aditiva)</w:t>
@@ -885,6 +888,7 @@
     </w:p>
     <w:p>
       <w:pPr>
+        <w:pStyle w:val="Heading2"/>
         <w:keepNext/>
         <w:pBdr>
           <w:bottom w:val="single" w:sz="8" w:space="3" w:color="003A70"/>
@@ -900,7 +904,7 @@
           <w:b/>
           <w:color w:val="003A70"/>
           <w:spacing w:val="14"/>
-          <w:sz w:val="19"/>
+          <w:sz w:val="22"/>
           <w:szCs w:val="19"/>
         </w:rPr>
         <w:t xml:space="preserve">PRACTICE</w:t>
@@ -919,7 +923,7 @@
           <w:rFonts w:ascii="Avenir Next" w:hAnsi="Avenir Next" w:cs="Avenir Next" w:eastAsia="Avenir Next"/>
           <w:i/>
           <w:color w:val="5A5F66"/>
-          <w:sz w:val="17"/>
+          <w:sz w:val="22"/>
           <w:szCs w:val="17"/>
         </w:rPr>
         <w:t xml:space="preserve">show your work · label units</w:t>
@@ -927,7 +931,7 @@
     </w:p>
     <w:p>
       <w:pPr>
-        <w:spacing w:before="0" w:after="0" w:line="20" w:lineRule="exact"/>
+        <w:spacing w:before="0" w:after="0" w:line="50" w:lineRule="exact"/>
       </w:pPr>
     </w:p>
     <w:tbl>
@@ -977,25 +981,25 @@
                 <w:rFonts w:ascii="Avenir Next" w:hAnsi="Avenir Next" w:cs="Avenir Next" w:eastAsia="Avenir Next"/>
                 <w:b/>
                 <w:color w:val="1A1A1A"/>
+                <w:sz w:val="22"/>
+                <w:szCs w:val="20"/>
+              </w:rPr>
+              <w:t xml:space="preserve">1.</w:t>
+            </w:r>
+            <w:r>
+              <w:rPr>
+                <w:rFonts w:ascii="Avenir Next" w:hAnsi="Avenir Next" w:cs="Avenir Next" w:eastAsia="Avenir Next"/>
+                <w:color w:val="1A1A1A"/>
                 <w:sz w:val="20"/>
                 <w:szCs w:val="20"/>
               </w:rPr>
-              <w:t xml:space="preserve">1.</w:t>
-            </w:r>
-            <w:r>
-              <w:rPr>
-                <w:rFonts w:ascii="Avenir Next" w:hAnsi="Avenir Next" w:cs="Avenir Next" w:eastAsia="Avenir Next"/>
-                <w:color w:val="1A1A1A"/>
-                <w:sz w:val="20"/>
-                <w:szCs w:val="20"/>
-              </w:rPr>
               <w:tab/>
             </w:r>
             <w:r>
               <w:rPr>
                 <w:rFonts w:ascii="Avenir Next" w:hAnsi="Avenir Next" w:cs="Avenir Next" w:eastAsia="Avenir Next"/>
                 <w:color w:val="1A1A1A"/>
-                <w:sz w:val="20"/>
+                <w:sz w:val="22"/>
                 <w:szCs w:val="20"/>
               </w:rPr>
               <w:t xml:space="preserve">Write an equation for each situation.</w:t>
@@ -1015,25 +1019,25 @@
                 <w:rFonts w:ascii="Avenir Next" w:hAnsi="Avenir Next" w:cs="Avenir Next" w:eastAsia="Avenir Next"/>
                 <w:b/>
                 <w:color w:val="003A70"/>
+                <w:sz w:val="22"/>
+                <w:szCs w:val="20"/>
+              </w:rPr>
+              <w:t xml:space="preserve">a.</w:t>
+            </w:r>
+            <w:r>
+              <w:rPr>
+                <w:rFonts w:ascii="Avenir Next" w:hAnsi="Avenir Next" w:cs="Avenir Next" w:eastAsia="Avenir Next"/>
+                <w:color w:val="1A1A1A"/>
                 <w:sz w:val="20"/>
                 <w:szCs w:val="20"/>
               </w:rPr>
-              <w:t xml:space="preserve">a.</w:t>
-            </w:r>
-            <w:r>
-              <w:rPr>
-                <w:rFonts w:ascii="Avenir Next" w:hAnsi="Avenir Next" w:cs="Avenir Next" w:eastAsia="Avenir Next"/>
-                <w:color w:val="1A1A1A"/>
-                <w:sz w:val="20"/>
-                <w:szCs w:val="20"/>
-              </w:rPr>
               <w:tab/>
             </w:r>
             <w:r>
               <w:rPr>
                 <w:rFonts w:ascii="Avenir Next" w:hAnsi="Avenir Next" w:cs="Avenir Next" w:eastAsia="Avenir Next"/>
                 <w:color w:val="1A1A1A"/>
-                <w:sz w:val="20"/>
+                <w:sz w:val="22"/>
                 <w:szCs w:val="20"/>
               </w:rPr>
               <w:t xml:space="preserve">$12 per hour; cost </w:t>
@@ -1043,7 +1047,7 @@
                 <w:rFonts w:ascii="Avenir Next" w:hAnsi="Avenir Next" w:cs="Avenir Next" w:eastAsia="Avenir Next"/>
                 <w:i/>
                 <w:color w:val="1A1A1A"/>
-                <w:sz w:val="20"/>
+                <w:sz w:val="22"/>
                 <w:szCs w:val="20"/>
               </w:rPr>
               <w:t xml:space="preserve">c</w:t>
@@ -1052,7 +1056,7 @@
               <w:rPr>
                 <w:rFonts w:ascii="Avenir Next" w:hAnsi="Avenir Next" w:cs="Avenir Next" w:eastAsia="Avenir Next"/>
                 <w:color w:val="1A1A1A"/>
-                <w:sz w:val="20"/>
+                <w:sz w:val="22"/>
                 <w:szCs w:val="20"/>
               </w:rPr>
               <w:t xml:space="preserve"> for </w:t>
@@ -1062,7 +1066,7 @@
                 <w:rFonts w:ascii="Avenir Next" w:hAnsi="Avenir Next" w:cs="Avenir Next" w:eastAsia="Avenir Next"/>
                 <w:i/>
                 <w:color w:val="1A1A1A"/>
-                <w:sz w:val="20"/>
+                <w:sz w:val="22"/>
                 <w:szCs w:val="20"/>
               </w:rPr>
               <w:t xml:space="preserve">h</w:t>
@@ -1071,7 +1075,7 @@
               <w:rPr>
                 <w:rFonts w:ascii="Avenir Next" w:hAnsi="Avenir Next" w:cs="Avenir Next" w:eastAsia="Avenir Next"/>
                 <w:color w:val="1A1A1A"/>
-                <w:sz w:val="20"/>
+                <w:sz w:val="22"/>
                 <w:szCs w:val="20"/>
               </w:rPr>
               <w:t xml:space="preserve"> hours:  </w:t>
@@ -1081,7 +1085,7 @@
                 <w:rFonts w:ascii="Avenir Next" w:hAnsi="Avenir Next" w:cs="Avenir Next" w:eastAsia="Avenir Next"/>
                 <w:i/>
                 <w:color w:val="1A1A1A"/>
-                <w:sz w:val="20"/>
+                <w:sz w:val="22"/>
                 <w:szCs w:val="20"/>
               </w:rPr>
               <w:t xml:space="preserve">c</w:t>
@@ -1090,7 +1094,7 @@
               <w:rPr>
                 <w:rFonts w:ascii="Avenir Next" w:hAnsi="Avenir Next" w:cs="Avenir Next" w:eastAsia="Avenir Next"/>
                 <w:color w:val="1A1A1A"/>
-                <w:sz w:val="20"/>
+                <w:sz w:val="22"/>
                 <w:szCs w:val="20"/>
               </w:rPr>
               <w:t xml:space="preserve"> = </w:t>
@@ -1120,25 +1124,25 @@
                 <w:rFonts w:ascii="Avenir Next" w:hAnsi="Avenir Next" w:cs="Avenir Next" w:eastAsia="Avenir Next"/>
                 <w:b/>
                 <w:color w:val="003A70"/>
+                <w:sz w:val="22"/>
+                <w:szCs w:val="20"/>
+              </w:rPr>
+              <w:t xml:space="preserve">b.</w:t>
+            </w:r>
+            <w:r>
+              <w:rPr>
+                <w:rFonts w:ascii="Avenir Next" w:hAnsi="Avenir Next" w:cs="Avenir Next" w:eastAsia="Avenir Next"/>
+                <w:color w:val="1A1A1A"/>
                 <w:sz w:val="20"/>
                 <w:szCs w:val="20"/>
               </w:rPr>
-              <w:t xml:space="preserve">b.</w:t>
-            </w:r>
-            <w:r>
-              <w:rPr>
-                <w:rFonts w:ascii="Avenir Next" w:hAnsi="Avenir Next" w:cs="Avenir Next" w:eastAsia="Avenir Next"/>
-                <w:color w:val="1A1A1A"/>
-                <w:sz w:val="20"/>
-                <w:szCs w:val="20"/>
-              </w:rPr>
               <w:tab/>
             </w:r>
             <w:r>
               <w:rPr>
                 <w:rFonts w:ascii="Avenir Next" w:hAnsi="Avenir Next" w:cs="Avenir Next" w:eastAsia="Avenir Next"/>
                 <w:color w:val="1A1A1A"/>
-                <w:sz w:val="20"/>
+                <w:sz w:val="22"/>
                 <w:szCs w:val="20"/>
               </w:rPr>
               <w:t xml:space="preserve">$15 per ticket; cost </w:t>
@@ -1148,7 +1152,7 @@
                 <w:rFonts w:ascii="Avenir Next" w:hAnsi="Avenir Next" w:cs="Avenir Next" w:eastAsia="Avenir Next"/>
                 <w:i/>
                 <w:color w:val="1A1A1A"/>
-                <w:sz w:val="20"/>
+                <w:sz w:val="22"/>
                 <w:szCs w:val="20"/>
               </w:rPr>
               <w:t xml:space="preserve">c</w:t>
@@ -1157,7 +1161,7 @@
               <w:rPr>
                 <w:rFonts w:ascii="Avenir Next" w:hAnsi="Avenir Next" w:cs="Avenir Next" w:eastAsia="Avenir Next"/>
                 <w:color w:val="1A1A1A"/>
-                <w:sz w:val="20"/>
+                <w:sz w:val="22"/>
                 <w:szCs w:val="20"/>
               </w:rPr>
               <w:t xml:space="preserve"> for </w:t>
@@ -1167,7 +1171,7 @@
                 <w:rFonts w:ascii="Avenir Next" w:hAnsi="Avenir Next" w:cs="Avenir Next" w:eastAsia="Avenir Next"/>
                 <w:i/>
                 <w:color w:val="1A1A1A"/>
-                <w:sz w:val="20"/>
+                <w:sz w:val="22"/>
                 <w:szCs w:val="20"/>
               </w:rPr>
               <w:t xml:space="preserve">t</w:t>
@@ -1176,7 +1180,7 @@
               <w:rPr>
                 <w:rFonts w:ascii="Avenir Next" w:hAnsi="Avenir Next" w:cs="Avenir Next" w:eastAsia="Avenir Next"/>
                 <w:color w:val="1A1A1A"/>
-                <w:sz w:val="20"/>
+                <w:sz w:val="22"/>
                 <w:szCs w:val="20"/>
               </w:rPr>
               <w:t xml:space="preserve"> tickets:  </w:t>
@@ -1186,7 +1190,7 @@
                 <w:rFonts w:ascii="Avenir Next" w:hAnsi="Avenir Next" w:cs="Avenir Next" w:eastAsia="Avenir Next"/>
                 <w:i/>
                 <w:color w:val="1A1A1A"/>
-                <w:sz w:val="20"/>
+                <w:sz w:val="22"/>
                 <w:szCs w:val="20"/>
               </w:rPr>
               <w:t xml:space="preserve">c</w:t>
@@ -1195,7 +1199,7 @@
               <w:rPr>
                 <w:rFonts w:ascii="Avenir Next" w:hAnsi="Avenir Next" w:cs="Avenir Next" w:eastAsia="Avenir Next"/>
                 <w:color w:val="1A1A1A"/>
-                <w:sz w:val="20"/>
+                <w:sz w:val="22"/>
                 <w:szCs w:val="20"/>
               </w:rPr>
               <w:t xml:space="preserve"> = </w:t>
@@ -1225,25 +1229,25 @@
                 <w:rFonts w:ascii="Avenir Next" w:hAnsi="Avenir Next" w:cs="Avenir Next" w:eastAsia="Avenir Next"/>
                 <w:b/>
                 <w:color w:val="003A70"/>
+                <w:sz w:val="22"/>
+                <w:szCs w:val="20"/>
+              </w:rPr>
+              <w:t xml:space="preserve">c.</w:t>
+            </w:r>
+            <w:r>
+              <w:rPr>
+                <w:rFonts w:ascii="Avenir Next" w:hAnsi="Avenir Next" w:cs="Avenir Next" w:eastAsia="Avenir Next"/>
+                <w:color w:val="1A1A1A"/>
                 <w:sz w:val="20"/>
                 <w:szCs w:val="20"/>
               </w:rPr>
-              <w:t xml:space="preserve">c.</w:t>
-            </w:r>
-            <w:r>
-              <w:rPr>
-                <w:rFonts w:ascii="Avenir Next" w:hAnsi="Avenir Next" w:cs="Avenir Next" w:eastAsia="Avenir Next"/>
-                <w:color w:val="1A1A1A"/>
-                <w:sz w:val="20"/>
-                <w:szCs w:val="20"/>
-              </w:rPr>
               <w:tab/>
             </w:r>
             <w:r>
               <w:rPr>
                 <w:rFonts w:ascii="Avenir Next" w:hAnsi="Avenir Next" w:cs="Avenir Next" w:eastAsia="Avenir Next"/>
                 <w:color w:val="1A1A1A"/>
-                <w:sz w:val="20"/>
+                <w:sz w:val="22"/>
                 <w:szCs w:val="20"/>
               </w:rPr>
               <w:t xml:space="preserve">Leo is 4 years younger than his sister. Leo’s age </w:t>
@@ -1253,7 +1257,7 @@
                 <w:rFonts w:ascii="Avenir Next" w:hAnsi="Avenir Next" w:cs="Avenir Next" w:eastAsia="Avenir Next"/>
                 <w:i/>
                 <w:color w:val="1A1A1A"/>
-                <w:sz w:val="20"/>
+                <w:sz w:val="22"/>
                 <w:szCs w:val="20"/>
               </w:rPr>
               <w:t xml:space="preserve">l</w:t>
@@ -1262,7 +1266,7 @@
               <w:rPr>
                 <w:rFonts w:ascii="Avenir Next" w:hAnsi="Avenir Next" w:cs="Avenir Next" w:eastAsia="Avenir Next"/>
                 <w:color w:val="1A1A1A"/>
-                <w:sz w:val="20"/>
+                <w:sz w:val="22"/>
                 <w:szCs w:val="20"/>
               </w:rPr>
               <w:t xml:space="preserve"> when she is </w:t>
@@ -1272,7 +1276,7 @@
                 <w:rFonts w:ascii="Avenir Next" w:hAnsi="Avenir Next" w:cs="Avenir Next" w:eastAsia="Avenir Next"/>
                 <w:i/>
                 <w:color w:val="1A1A1A"/>
-                <w:sz w:val="20"/>
+                <w:sz w:val="22"/>
                 <w:szCs w:val="20"/>
               </w:rPr>
               <w:t xml:space="preserve">s</w:t>
@@ -1281,7 +1285,7 @@
               <w:rPr>
                 <w:rFonts w:ascii="Avenir Next" w:hAnsi="Avenir Next" w:cs="Avenir Next" w:eastAsia="Avenir Next"/>
                 <w:color w:val="1A1A1A"/>
-                <w:sz w:val="20"/>
+                <w:sz w:val="22"/>
                 <w:szCs w:val="20"/>
               </w:rPr>
               <w:t xml:space="preserve">:  </w:t>
@@ -1291,7 +1295,7 @@
                 <w:rFonts w:ascii="Avenir Next" w:hAnsi="Avenir Next" w:cs="Avenir Next" w:eastAsia="Avenir Next"/>
                 <w:i/>
                 <w:color w:val="1A1A1A"/>
-                <w:sz w:val="20"/>
+                <w:sz w:val="22"/>
                 <w:szCs w:val="20"/>
               </w:rPr>
               <w:t xml:space="preserve">l</w:t>
@@ -1300,7 +1304,7 @@
               <w:rPr>
                 <w:rFonts w:ascii="Avenir Next" w:hAnsi="Avenir Next" w:cs="Avenir Next" w:eastAsia="Avenir Next"/>
                 <w:color w:val="1A1A1A"/>
-                <w:sz w:val="20"/>
+                <w:sz w:val="22"/>
                 <w:szCs w:val="20"/>
               </w:rPr>
               <w:t xml:space="preserve"> = </w:t>
@@ -1330,25 +1334,25 @@
                 <w:rFonts w:ascii="Avenir Next" w:hAnsi="Avenir Next" w:cs="Avenir Next" w:eastAsia="Avenir Next"/>
                 <w:b/>
                 <w:color w:val="003A70"/>
+                <w:sz w:val="22"/>
+                <w:szCs w:val="20"/>
+              </w:rPr>
+              <w:t xml:space="preserve">d.</w:t>
+            </w:r>
+            <w:r>
+              <w:rPr>
+                <w:rFonts w:ascii="Avenir Next" w:hAnsi="Avenir Next" w:cs="Avenir Next" w:eastAsia="Avenir Next"/>
+                <w:color w:val="1A1A1A"/>
                 <w:sz w:val="20"/>
                 <w:szCs w:val="20"/>
               </w:rPr>
-              <w:t xml:space="preserve">d.</w:t>
-            </w:r>
-            <w:r>
-              <w:rPr>
-                <w:rFonts w:ascii="Avenir Next" w:hAnsi="Avenir Next" w:cs="Avenir Next" w:eastAsia="Avenir Next"/>
-                <w:color w:val="1A1A1A"/>
-                <w:sz w:val="20"/>
-                <w:szCs w:val="20"/>
-              </w:rPr>
               <w:tab/>
             </w:r>
             <w:r>
               <w:rPr>
                 <w:rFonts w:ascii="Avenir Next" w:hAnsi="Avenir Next" w:cs="Avenir Next" w:eastAsia="Avenir Next"/>
                 <w:color w:val="1A1A1A"/>
-                <w:sz w:val="20"/>
+                <w:sz w:val="22"/>
                 <w:szCs w:val="20"/>
               </w:rPr>
               <w:t xml:space="preserve">$30 fee plus $8 an hour; cost </w:t>
@@ -1358,7 +1362,7 @@
                 <w:rFonts w:ascii="Avenir Next" w:hAnsi="Avenir Next" w:cs="Avenir Next" w:eastAsia="Avenir Next"/>
                 <w:i/>
                 <w:color w:val="1A1A1A"/>
-                <w:sz w:val="20"/>
+                <w:sz w:val="22"/>
                 <w:szCs w:val="20"/>
               </w:rPr>
               <w:t xml:space="preserve">c</w:t>
@@ -1367,7 +1371,7 @@
               <w:rPr>
                 <w:rFonts w:ascii="Avenir Next" w:hAnsi="Avenir Next" w:cs="Avenir Next" w:eastAsia="Avenir Next"/>
                 <w:color w:val="1A1A1A"/>
-                <w:sz w:val="20"/>
+                <w:sz w:val="22"/>
                 <w:szCs w:val="20"/>
               </w:rPr>
               <w:t xml:space="preserve"> for </w:t>
@@ -1377,7 +1381,7 @@
                 <w:rFonts w:ascii="Avenir Next" w:hAnsi="Avenir Next" w:cs="Avenir Next" w:eastAsia="Avenir Next"/>
                 <w:i/>
                 <w:color w:val="1A1A1A"/>
-                <w:sz w:val="20"/>
+                <w:sz w:val="22"/>
                 <w:szCs w:val="20"/>
               </w:rPr>
               <w:t xml:space="preserve">h</w:t>
@@ -1386,7 +1390,7 @@
               <w:rPr>
                 <w:rFonts w:ascii="Avenir Next" w:hAnsi="Avenir Next" w:cs="Avenir Next" w:eastAsia="Avenir Next"/>
                 <w:color w:val="1A1A1A"/>
-                <w:sz w:val="20"/>
+                <w:sz w:val="22"/>
                 <w:szCs w:val="20"/>
               </w:rPr>
               <w:t xml:space="preserve"> hours:  </w:t>
@@ -1396,7 +1400,7 @@
                 <w:rFonts w:ascii="Avenir Next" w:hAnsi="Avenir Next" w:cs="Avenir Next" w:eastAsia="Avenir Next"/>
                 <w:i/>
                 <w:color w:val="1A1A1A"/>
-                <w:sz w:val="20"/>
+                <w:sz w:val="22"/>
                 <w:szCs w:val="20"/>
               </w:rPr>
               <w:t xml:space="preserve">c</w:t>
@@ -1405,7 +1409,7 @@
               <w:rPr>
                 <w:rFonts w:ascii="Avenir Next" w:hAnsi="Avenir Next" w:cs="Avenir Next" w:eastAsia="Avenir Next"/>
                 <w:color w:val="1A1A1A"/>
-                <w:sz w:val="20"/>
+                <w:sz w:val="22"/>
                 <w:szCs w:val="20"/>
               </w:rPr>
               <w:t xml:space="preserve"> = </w:t>
@@ -1426,12 +1430,12 @@
     </w:tbl>
     <w:p>
       <w:pPr>
-        <w:spacing w:before="0" w:after="0" w:line="20" w:lineRule="exact"/>
+        <w:spacing w:before="0" w:after="0" w:line="50" w:lineRule="exact"/>
       </w:pPr>
     </w:p>
     <w:p>
       <w:pPr>
-        <w:spacing w:before="0" w:after="0" w:line="20" w:lineRule="exact"/>
+        <w:spacing w:before="0" w:after="0" w:line="50" w:lineRule="exact"/>
       </w:pPr>
     </w:p>
     <w:tbl>
@@ -1481,18 +1485,18 @@
                 <w:rFonts w:ascii="Avenir Next" w:hAnsi="Avenir Next" w:cs="Avenir Next" w:eastAsia="Avenir Next"/>
                 <w:b/>
                 <w:color w:val="1A1A1A"/>
+                <w:sz w:val="22"/>
+                <w:szCs w:val="20"/>
+              </w:rPr>
+              <w:t xml:space="preserve">2.</w:t>
+            </w:r>
+            <w:r>
+              <w:rPr>
+                <w:rFonts w:ascii="Avenir Next" w:hAnsi="Avenir Next" w:cs="Avenir Next" w:eastAsia="Avenir Next"/>
+                <w:color w:val="1A1A1A"/>
                 <w:sz w:val="20"/>
                 <w:szCs w:val="20"/>
               </w:rPr>
-              <w:t xml:space="preserve">2.</w:t>
-            </w:r>
-            <w:r>
-              <w:rPr>
-                <w:rFonts w:ascii="Avenir Next" w:hAnsi="Avenir Next" w:cs="Avenir Next" w:eastAsia="Avenir Next"/>
-                <w:color w:val="1A1A1A"/>
-                <w:sz w:val="20"/>
-                <w:szCs w:val="20"/>
-              </w:rPr>
               <w:tab/>
             </w:r>
             <w:r>
@@ -1500,7 +1504,7 @@
                 <w:rFonts w:ascii="Avenir Next" w:hAnsi="Avenir Next" w:cs="Avenir Next" w:eastAsia="Avenir Next"/>
                 <w:b/>
                 <w:color w:val="1A1A1A"/>
-                <w:sz w:val="20"/>
+                <w:sz w:val="22"/>
                 <w:szCs w:val="20"/>
               </w:rPr>
               <w:t xml:space="preserve">Kayak Rental.  </w:t>
@@ -1509,7 +1513,7 @@
               <w:rPr>
                 <w:rFonts w:ascii="Avenir Next" w:hAnsi="Avenir Next" w:cs="Avenir Next" w:eastAsia="Avenir Next"/>
                 <w:color w:val="1A1A1A"/>
-                <w:sz w:val="20"/>
+                <w:sz w:val="22"/>
                 <w:szCs w:val="20"/>
               </w:rPr>
               <w:t xml:space="preserve">A lake shop rents kayaks for $11 each hour.</w:t>
@@ -1529,25 +1533,25 @@
                 <w:rFonts w:ascii="Avenir Next" w:hAnsi="Avenir Next" w:cs="Avenir Next" w:eastAsia="Avenir Next"/>
                 <w:b/>
                 <w:color w:val="003A70"/>
+                <w:sz w:val="22"/>
+                <w:szCs w:val="20"/>
+              </w:rPr>
+              <w:t xml:space="preserve">a.</w:t>
+            </w:r>
+            <w:r>
+              <w:rPr>
+                <w:rFonts w:ascii="Avenir Next" w:hAnsi="Avenir Next" w:cs="Avenir Next" w:eastAsia="Avenir Next"/>
+                <w:color w:val="1A1A1A"/>
                 <w:sz w:val="20"/>
                 <w:szCs w:val="20"/>
               </w:rPr>
-              <w:t xml:space="preserve">a.</w:t>
-            </w:r>
-            <w:r>
-              <w:rPr>
-                <w:rFonts w:ascii="Avenir Next" w:hAnsi="Avenir Next" w:cs="Avenir Next" w:eastAsia="Avenir Next"/>
-                <w:color w:val="1A1A1A"/>
-                <w:sz w:val="20"/>
-                <w:szCs w:val="20"/>
-              </w:rPr>
               <w:tab/>
             </w:r>
             <w:r>
               <w:rPr>
                 <w:rFonts w:ascii="Avenir Next" w:hAnsi="Avenir Next" w:cs="Avenir Next" w:eastAsia="Avenir Next"/>
                 <w:color w:val="1A1A1A"/>
-                <w:sz w:val="20"/>
+                <w:sz w:val="22"/>
                 <w:szCs w:val="20"/>
               </w:rPr>
               <w:t xml:space="preserve">Name the independent and dependent variables and their letters.</w:t>
@@ -1586,25 +1590,25 @@
                 <w:rFonts w:ascii="Avenir Next" w:hAnsi="Avenir Next" w:cs="Avenir Next" w:eastAsia="Avenir Next"/>
                 <w:b/>
                 <w:color w:val="003A70"/>
+                <w:sz w:val="22"/>
+                <w:szCs w:val="20"/>
+              </w:rPr>
+              <w:t xml:space="preserve">b.</w:t>
+            </w:r>
+            <w:r>
+              <w:rPr>
+                <w:rFonts w:ascii="Avenir Next" w:hAnsi="Avenir Next" w:cs="Avenir Next" w:eastAsia="Avenir Next"/>
+                <w:color w:val="1A1A1A"/>
                 <w:sz w:val="20"/>
                 <w:szCs w:val="20"/>
               </w:rPr>
-              <w:t xml:space="preserve">b.</w:t>
-            </w:r>
-            <w:r>
-              <w:rPr>
-                <w:rFonts w:ascii="Avenir Next" w:hAnsi="Avenir Next" w:cs="Avenir Next" w:eastAsia="Avenir Next"/>
-                <w:color w:val="1A1A1A"/>
-                <w:sz w:val="20"/>
-                <w:szCs w:val="20"/>
-              </w:rPr>
               <w:tab/>
             </w:r>
             <w:r>
               <w:rPr>
                 <w:rFonts w:ascii="Avenir Next" w:hAnsi="Avenir Next" w:cs="Avenir Next" w:eastAsia="Avenir Next"/>
                 <w:color w:val="1A1A1A"/>
-                <w:sz w:val="20"/>
+                <w:sz w:val="22"/>
                 <w:szCs w:val="20"/>
               </w:rPr>
               <w:t xml:space="preserve">Write the equation:  </w:t>
@@ -1614,7 +1618,7 @@
                 <w:rFonts w:ascii="Avenir Next" w:hAnsi="Avenir Next" w:cs="Avenir Next" w:eastAsia="Avenir Next"/>
                 <w:i/>
                 <w:color w:val="1A1A1A"/>
-                <w:sz w:val="20"/>
+                <w:sz w:val="22"/>
                 <w:szCs w:val="20"/>
               </w:rPr>
               <w:t xml:space="preserve">c</w:t>
@@ -1623,7 +1627,7 @@
               <w:rPr>
                 <w:rFonts w:ascii="Avenir Next" w:hAnsi="Avenir Next" w:cs="Avenir Next" w:eastAsia="Avenir Next"/>
                 <w:color w:val="1A1A1A"/>
-                <w:sz w:val="20"/>
+                <w:sz w:val="22"/>
                 <w:szCs w:val="20"/>
               </w:rPr>
               <w:t xml:space="preserve"> =</w:t>
@@ -1662,10 +1666,28 @@
                 <w:rFonts w:ascii="Avenir Next" w:hAnsi="Avenir Next" w:cs="Avenir Next" w:eastAsia="Avenir Next"/>
                 <w:b/>
                 <w:color w:val="003A70"/>
+                <w:sz w:val="22"/>
+                <w:szCs w:val="20"/>
+              </w:rPr>
+              <w:t xml:space="preserve">c.</w:t>
+            </w:r>
+            <w:r>
+              <w:rPr>
+                <w:rFonts w:ascii="Avenir Next" w:hAnsi="Avenir Next" w:cs="Avenir Next" w:eastAsia="Avenir Next"/>
+                <w:color w:val="1A1A1A"/>
                 <w:sz w:val="20"/>
                 <w:szCs w:val="20"/>
               </w:rPr>
-              <w:t xml:space="preserve">c.</w:t>
+              <w:tab/>
+            </w:r>
+            <w:r>
+              <w:rPr>
+                <w:rFonts w:ascii="Avenir Next" w:hAnsi="Avenir Next" w:cs="Avenir Next" w:eastAsia="Avenir Next"/>
+                <w:color w:val="1A1A1A"/>
+                <w:sz w:val="22"/>
+                <w:szCs w:val="20"/>
+              </w:rPr>
+              <w:t xml:space="preserve">Find the cost for 7 hours.</w:t>
             </w:r>
             <w:r>
               <w:rPr>
@@ -1674,7 +1696,7 @@
                 <w:sz w:val="20"/>
                 <w:szCs w:val="20"/>
               </w:rPr>
-              <w:tab/>
+              <w:t xml:space="preserve">  </w:t>
             </w:r>
             <w:r>
               <w:rPr>
@@ -1682,24 +1704,6 @@
                 <w:color w:val="1A1A1A"/>
                 <w:sz w:val="20"/>
                 <w:szCs w:val="20"/>
-              </w:rPr>
-              <w:t xml:space="preserve">Find the cost for 7 hours.</w:t>
-            </w:r>
-            <w:r>
-              <w:rPr>
-                <w:rFonts w:ascii="Avenir Next" w:hAnsi="Avenir Next" w:cs="Avenir Next" w:eastAsia="Avenir Next"/>
-                <w:color w:val="1A1A1A"/>
-                <w:sz w:val="20"/>
-                <w:szCs w:val="20"/>
-              </w:rPr>
-              <w:t xml:space="preserve">  </w:t>
-            </w:r>
-            <w:r>
-              <w:rPr>
-                <w:rFonts w:ascii="Avenir Next" w:hAnsi="Avenir Next" w:cs="Avenir Next" w:eastAsia="Avenir Next"/>
-                <w:color w:val="1A1A1A"/>
-                <w:sz w:val="20"/>
-                <w:szCs w:val="20"/>
                 <w:u w:val="single"/>
               </w:rPr>
               <w:t xml:space="preserve">                </w:t>
@@ -1708,7 +1712,7 @@
               <w:rPr>
                 <w:rFonts w:ascii="Avenir Next" w:hAnsi="Avenir Next" w:cs="Avenir Next" w:eastAsia="Avenir Next"/>
                 <w:color w:val="1A1A1A"/>
-                <w:sz w:val="20"/>
+                <w:sz w:val="22"/>
                 <w:szCs w:val="20"/>
               </w:rPr>
               <w:t xml:space="preserve"> dollars</w:t>
@@ -1719,12 +1723,12 @@
     </w:tbl>
     <w:p>
       <w:pPr>
-        <w:spacing w:before="0" w:after="0" w:line="20" w:lineRule="exact"/>
+        <w:spacing w:before="0" w:after="0" w:line="50" w:lineRule="exact"/>
       </w:pPr>
     </w:p>
     <w:p>
       <w:pPr>
-        <w:spacing w:before="0" w:after="0" w:line="20" w:lineRule="exact"/>
+        <w:spacing w:before="0" w:after="0" w:line="50" w:lineRule="exact"/>
       </w:pPr>
     </w:p>
     <w:tbl>
@@ -1775,18 +1779,18 @@
                 <w:rFonts w:ascii="Avenir Next" w:hAnsi="Avenir Next" w:cs="Avenir Next" w:eastAsia="Avenir Next"/>
                 <w:b/>
                 <w:color w:val="1A1A1A"/>
+                <w:sz w:val="22"/>
+                <w:szCs w:val="20"/>
+              </w:rPr>
+              <w:t xml:space="preserve">3.</w:t>
+            </w:r>
+            <w:r>
+              <w:rPr>
+                <w:rFonts w:ascii="Avenir Next" w:hAnsi="Avenir Next" w:cs="Avenir Next" w:eastAsia="Avenir Next"/>
+                <w:color w:val="1A1A1A"/>
                 <w:sz w:val="20"/>
                 <w:szCs w:val="20"/>
               </w:rPr>
-              <w:t xml:space="preserve">3.</w:t>
-            </w:r>
-            <w:r>
-              <w:rPr>
-                <w:rFonts w:ascii="Avenir Next" w:hAnsi="Avenir Next" w:cs="Avenir Next" w:eastAsia="Avenir Next"/>
-                <w:color w:val="1A1A1A"/>
-                <w:sz w:val="20"/>
-                <w:szCs w:val="20"/>
-              </w:rPr>
               <w:tab/>
             </w:r>
             <w:r>
@@ -1794,7 +1798,7 @@
                 <w:rFonts w:ascii="Avenir Next" w:hAnsi="Avenir Next" w:cs="Avenir Next" w:eastAsia="Avenir Next"/>
                 <w:b/>
                 <w:color w:val="1A1A1A"/>
-                <w:sz w:val="20"/>
+                <w:sz w:val="22"/>
                 <w:szCs w:val="20"/>
               </w:rPr>
               <w:t xml:space="preserve">Car Detailing.  </w:t>
@@ -1803,7 +1807,7 @@
               <w:rPr>
                 <w:rFonts w:ascii="Avenir Next" w:hAnsi="Avenir Next" w:cs="Avenir Next" w:eastAsia="Avenir Next"/>
                 <w:color w:val="1A1A1A"/>
-                <w:sz w:val="20"/>
+                <w:sz w:val="22"/>
                 <w:szCs w:val="20"/>
               </w:rPr>
               <w:t xml:space="preserve">Zuri earns $21 for every car she details. Write an equation for her earnings </w:t>
@@ -1813,7 +1817,7 @@
                 <w:rFonts w:ascii="Avenir Next" w:hAnsi="Avenir Next" w:cs="Avenir Next" w:eastAsia="Avenir Next"/>
                 <w:i/>
                 <w:color w:val="1A1A1A"/>
-                <w:sz w:val="20"/>
+                <w:sz w:val="22"/>
                 <w:szCs w:val="20"/>
               </w:rPr>
               <w:t xml:space="preserve">e</w:t>
@@ -1822,7 +1826,7 @@
               <w:rPr>
                 <w:rFonts w:ascii="Avenir Next" w:hAnsi="Avenir Next" w:cs="Avenir Next" w:eastAsia="Avenir Next"/>
                 <w:color w:val="1A1A1A"/>
-                <w:sz w:val="20"/>
+                <w:sz w:val="22"/>
                 <w:szCs w:val="20"/>
               </w:rPr>
               <w:t xml:space="preserve"> for </w:t>
@@ -1832,7 +1836,7 @@
                 <w:rFonts w:ascii="Avenir Next" w:hAnsi="Avenir Next" w:cs="Avenir Next" w:eastAsia="Avenir Next"/>
                 <w:i/>
                 <w:color w:val="1A1A1A"/>
-                <w:sz w:val="20"/>
+                <w:sz w:val="22"/>
                 <w:szCs w:val="20"/>
               </w:rPr>
               <w:t xml:space="preserve">n</w:t>
@@ -1841,7 +1845,7 @@
               <w:rPr>
                 <w:rFonts w:ascii="Avenir Next" w:hAnsi="Avenir Next" w:cs="Avenir Next" w:eastAsia="Avenir Next"/>
                 <w:color w:val="1A1A1A"/>
-                <w:sz w:val="20"/>
+                <w:sz w:val="22"/>
                 <w:szCs w:val="20"/>
               </w:rPr>
               <w:t xml:space="preserve"> cars. Find her earnings for 7 cars.</w:t>
@@ -1858,7 +1862,7 @@
                 <w:rFonts w:ascii="Avenir Next" w:hAnsi="Avenir Next" w:cs="Avenir Next" w:eastAsia="Avenir Next"/>
                 <w:b/>
                 <w:color w:val="003A70"/>
-                <w:sz w:val="17"/>
+                <w:sz w:val="22"/>
                 <w:szCs w:val="17"/>
               </w:rPr>
               <w:t xml:space="preserve">Hint  </w:t>
@@ -1868,7 +1872,7 @@
                 <w:rFonts w:ascii="Avenir Next" w:hAnsi="Avenir Next" w:cs="Avenir Next" w:eastAsia="Avenir Next"/>
                 <w:i/>
                 <w:color w:val="5A5F66"/>
-                <w:sz w:val="17"/>
+                <w:sz w:val="22"/>
                 <w:szCs w:val="17"/>
               </w:rPr>
               <w:t xml:space="preserve">The pay repeats for every job, so multiply.</w:t>
@@ -1876,7 +1880,7 @@
           </w:p>
           <w:p>
             <w:pPr>
-              <w:spacing w:before="0" w:after="0" w:line="60" w:lineRule="auto"/>
+              <w:spacing w:before="0" w:after="0" w:line="50" w:lineRule="exact"/>
             </w:pPr>
           </w:p>
           <w:tbl>
@@ -1945,25 +1949,25 @@
                 <w:rFonts w:ascii="Avenir Next" w:hAnsi="Avenir Next" w:cs="Avenir Next" w:eastAsia="Avenir Next"/>
                 <w:b/>
                 <w:color w:val="1A1A1A"/>
+                <w:sz w:val="22"/>
+                <w:szCs w:val="18"/>
+              </w:rPr>
+              <w:t xml:space="preserve">Answer</w:t>
+            </w:r>
+            <w:r>
+              <w:rPr>
+                <w:rFonts w:ascii="Avenir Next" w:hAnsi="Avenir Next" w:cs="Avenir Next" w:eastAsia="Avenir Next"/>
+                <w:color w:val="1A1A1A"/>
                 <w:sz w:val="18"/>
                 <w:szCs w:val="18"/>
               </w:rPr>
-              <w:t xml:space="preserve">Answer</w:t>
-            </w:r>
-            <w:r>
-              <w:rPr>
-                <w:rFonts w:ascii="Avenir Next" w:hAnsi="Avenir Next" w:cs="Avenir Next" w:eastAsia="Avenir Next"/>
-                <w:color w:val="1A1A1A"/>
-                <w:sz w:val="18"/>
-                <w:szCs w:val="18"/>
-              </w:rPr>
               <w:tab/>
             </w:r>
             <w:r>
               <w:rPr>
                 <w:rFonts w:ascii="Avenir Next" w:hAnsi="Avenir Next" w:cs="Avenir Next" w:eastAsia="Avenir Next"/>
                 <w:color w:val="1A1A1A"/>
-                <w:sz w:val="18"/>
+                <w:sz w:val="22"/>
                 <w:szCs w:val="18"/>
               </w:rPr>
               <w:t xml:space="preserve">  dollars</w:t>
@@ -1989,18 +1993,18 @@
                 <w:rFonts w:ascii="Avenir Next" w:hAnsi="Avenir Next" w:cs="Avenir Next" w:eastAsia="Avenir Next"/>
                 <w:b/>
                 <w:color w:val="1A1A1A"/>
+                <w:sz w:val="22"/>
+                <w:szCs w:val="20"/>
+              </w:rPr>
+              <w:t xml:space="preserve">4.</w:t>
+            </w:r>
+            <w:r>
+              <w:rPr>
+                <w:rFonts w:ascii="Avenir Next" w:hAnsi="Avenir Next" w:cs="Avenir Next" w:eastAsia="Avenir Next"/>
+                <w:color w:val="1A1A1A"/>
                 <w:sz w:val="20"/>
                 <w:szCs w:val="20"/>
               </w:rPr>
-              <w:t xml:space="preserve">4.</w:t>
-            </w:r>
-            <w:r>
-              <w:rPr>
-                <w:rFonts w:ascii="Avenir Next" w:hAnsi="Avenir Next" w:cs="Avenir Next" w:eastAsia="Avenir Next"/>
-                <w:color w:val="1A1A1A"/>
-                <w:sz w:val="20"/>
-                <w:szCs w:val="20"/>
-              </w:rPr>
               <w:tab/>
             </w:r>
             <w:r>
@@ -2008,7 +2012,7 @@
                 <w:rFonts w:ascii="Avenir Next" w:hAnsi="Avenir Next" w:cs="Avenir Next" w:eastAsia="Avenir Next"/>
                 <w:b/>
                 <w:color w:val="1A1A1A"/>
-                <w:sz w:val="20"/>
+                <w:sz w:val="22"/>
                 <w:szCs w:val="20"/>
               </w:rPr>
               <w:t xml:space="preserve">Older Cousin.  </w:t>
@@ -2017,7 +2021,7 @@
               <w:rPr>
                 <w:rFonts w:ascii="Avenir Next" w:hAnsi="Avenir Next" w:cs="Avenir Next" w:eastAsia="Avenir Next"/>
                 <w:color w:val="1A1A1A"/>
-                <w:sz w:val="20"/>
+                <w:sz w:val="22"/>
                 <w:szCs w:val="20"/>
               </w:rPr>
               <w:t xml:space="preserve">Marcus is always 5 years older than his cousin. Write an equation for Marcus’s age </w:t>
@@ -2027,7 +2031,7 @@
                 <w:rFonts w:ascii="Avenir Next" w:hAnsi="Avenir Next" w:cs="Avenir Next" w:eastAsia="Avenir Next"/>
                 <w:i/>
                 <w:color w:val="1A1A1A"/>
-                <w:sz w:val="20"/>
+                <w:sz w:val="22"/>
                 <w:szCs w:val="20"/>
               </w:rPr>
               <w:t xml:space="preserve">m</w:t>
@@ -2036,7 +2040,7 @@
               <w:rPr>
                 <w:rFonts w:ascii="Avenir Next" w:hAnsi="Avenir Next" w:cs="Avenir Next" w:eastAsia="Avenir Next"/>
                 <w:color w:val="1A1A1A"/>
-                <w:sz w:val="20"/>
+                <w:sz w:val="22"/>
                 <w:szCs w:val="20"/>
               </w:rPr>
               <w:t xml:space="preserve"> when his cousin is </w:t>
@@ -2046,7 +2050,7 @@
                 <w:rFonts w:ascii="Avenir Next" w:hAnsi="Avenir Next" w:cs="Avenir Next" w:eastAsia="Avenir Next"/>
                 <w:i/>
                 <w:color w:val="1A1A1A"/>
-                <w:sz w:val="20"/>
+                <w:sz w:val="22"/>
                 <w:szCs w:val="20"/>
               </w:rPr>
               <w:t xml:space="preserve">c</w:t>
@@ -2055,7 +2059,7 @@
               <w:rPr>
                 <w:rFonts w:ascii="Avenir Next" w:hAnsi="Avenir Next" w:cs="Avenir Next" w:eastAsia="Avenir Next"/>
                 <w:color w:val="1A1A1A"/>
-                <w:sz w:val="20"/>
+                <w:sz w:val="22"/>
                 <w:szCs w:val="20"/>
               </w:rPr>
               <w:t xml:space="preserve">. How old is Marcus when his cousin is 12?</w:t>
@@ -2072,7 +2076,7 @@
                 <w:rFonts w:ascii="Avenir Next" w:hAnsi="Avenir Next" w:cs="Avenir Next" w:eastAsia="Avenir Next"/>
                 <w:b/>
                 <w:color w:val="003A70"/>
-                <w:sz w:val="17"/>
+                <w:sz w:val="22"/>
                 <w:szCs w:val="17"/>
               </w:rPr>
               <w:t xml:space="preserve">Hint  </w:t>
@@ -2082,7 +2086,7 @@
                 <w:rFonts w:ascii="Avenir Next" w:hAnsi="Avenir Next" w:cs="Avenir Next" w:eastAsia="Avenir Next"/>
                 <w:i/>
                 <w:color w:val="5A5F66"/>
-                <w:sz w:val="17"/>
+                <w:sz w:val="22"/>
                 <w:szCs w:val="17"/>
               </w:rPr>
               <w:t xml:space="preserve">The age gap stays the same, so add.</w:t>
@@ -2090,7 +2094,7 @@
           </w:p>
           <w:p>
             <w:pPr>
-              <w:spacing w:before="0" w:after="0" w:line="60" w:lineRule="auto"/>
+              <w:spacing w:before="0" w:after="0" w:line="50" w:lineRule="exact"/>
             </w:pPr>
           </w:p>
           <w:tbl>
@@ -2159,25 +2163,25 @@
                 <w:rFonts w:ascii="Avenir Next" w:hAnsi="Avenir Next" w:cs="Avenir Next" w:eastAsia="Avenir Next"/>
                 <w:b/>
                 <w:color w:val="1A1A1A"/>
+                <w:sz w:val="22"/>
+                <w:szCs w:val="18"/>
+              </w:rPr>
+              <w:t xml:space="preserve">Answer</w:t>
+            </w:r>
+            <w:r>
+              <w:rPr>
+                <w:rFonts w:ascii="Avenir Next" w:hAnsi="Avenir Next" w:cs="Avenir Next" w:eastAsia="Avenir Next"/>
+                <w:color w:val="1A1A1A"/>
                 <w:sz w:val="18"/>
                 <w:szCs w:val="18"/>
               </w:rPr>
-              <w:t xml:space="preserve">Answer</w:t>
-            </w:r>
-            <w:r>
-              <w:rPr>
-                <w:rFonts w:ascii="Avenir Next" w:hAnsi="Avenir Next" w:cs="Avenir Next" w:eastAsia="Avenir Next"/>
-                <w:color w:val="1A1A1A"/>
-                <w:sz w:val="18"/>
-                <w:szCs w:val="18"/>
-              </w:rPr>
               <w:tab/>
             </w:r>
             <w:r>
               <w:rPr>
                 <w:rFonts w:ascii="Avenir Next" w:hAnsi="Avenir Next" w:cs="Avenir Next" w:eastAsia="Avenir Next"/>
                 <w:color w:val="1A1A1A"/>
-                <w:sz w:val="18"/>
+                <w:sz w:val="22"/>
                 <w:szCs w:val="18"/>
               </w:rPr>
               <w:t xml:space="preserve">  years</w:t>
@@ -2188,12 +2192,12 @@
     </w:tbl>
     <w:p>
       <w:pPr>
-        <w:spacing w:before="0" w:after="0" w:line="20" w:lineRule="exact"/>
+        <w:spacing w:before="0" w:after="0" w:line="50" w:lineRule="exact"/>
       </w:pPr>
     </w:p>
     <w:p>
       <w:pPr>
-        <w:spacing w:before="0" w:after="0" w:line="20" w:lineRule="exact"/>
+        <w:spacing w:before="0" w:after="0" w:line="50" w:lineRule="exact"/>
       </w:pPr>
     </w:p>
     <w:tbl>
@@ -2243,18 +2247,18 @@
                 <w:rFonts w:ascii="Avenir Next" w:hAnsi="Avenir Next" w:cs="Avenir Next" w:eastAsia="Avenir Next"/>
                 <w:b/>
                 <w:color w:val="1A1A1A"/>
+                <w:sz w:val="22"/>
+                <w:szCs w:val="20"/>
+              </w:rPr>
+              <w:t xml:space="preserve">5.</w:t>
+            </w:r>
+            <w:r>
+              <w:rPr>
+                <w:rFonts w:ascii="Avenir Next" w:hAnsi="Avenir Next" w:cs="Avenir Next" w:eastAsia="Avenir Next"/>
+                <w:color w:val="1A1A1A"/>
                 <w:sz w:val="20"/>
                 <w:szCs w:val="20"/>
               </w:rPr>
-              <w:t xml:space="preserve">5.</w:t>
-            </w:r>
-            <w:r>
-              <w:rPr>
-                <w:rFonts w:ascii="Avenir Next" w:hAnsi="Avenir Next" w:cs="Avenir Next" w:eastAsia="Avenir Next"/>
-                <w:color w:val="1A1A1A"/>
-                <w:sz w:val="20"/>
-                <w:szCs w:val="20"/>
-              </w:rPr>
               <w:tab/>
             </w:r>
             <w:r>
@@ -2262,7 +2266,7 @@
                 <w:rFonts w:ascii="Avenir Next" w:hAnsi="Avenir Next" w:cs="Avenir Next" w:eastAsia="Avenir Next"/>
                 <w:b/>
                 <w:color w:val="1A1A1A"/>
-                <w:sz w:val="20"/>
+                <w:sz w:val="22"/>
                 <w:szCs w:val="20"/>
               </w:rPr>
               <w:t xml:space="preserve">Field Trip Vans.  </w:t>
@@ -2271,7 +2275,7 @@
               <w:rPr>
                 <w:rFonts w:ascii="Avenir Next" w:hAnsi="Avenir Next" w:cs="Avenir Next" w:eastAsia="Avenir Next"/>
                 <w:color w:val="1A1A1A"/>
-                <w:sz w:val="20"/>
+                <w:sz w:val="22"/>
                 <w:szCs w:val="20"/>
               </w:rPr>
               <w:t xml:space="preserve">Each van seats 14 riders. Write an equation for the riders </w:t>
@@ -2281,7 +2285,7 @@
                 <w:rFonts w:ascii="Avenir Next" w:hAnsi="Avenir Next" w:cs="Avenir Next" w:eastAsia="Avenir Next"/>
                 <w:i/>
                 <w:color w:val="1A1A1A"/>
-                <w:sz w:val="20"/>
+                <w:sz w:val="22"/>
                 <w:szCs w:val="20"/>
               </w:rPr>
               <w:t xml:space="preserve">r</w:t>
@@ -2290,7 +2294,7 @@
               <w:rPr>
                 <w:rFonts w:ascii="Avenir Next" w:hAnsi="Avenir Next" w:cs="Avenir Next" w:eastAsia="Avenir Next"/>
                 <w:color w:val="1A1A1A"/>
-                <w:sz w:val="20"/>
+                <w:sz w:val="22"/>
                 <w:szCs w:val="20"/>
               </w:rPr>
               <w:t xml:space="preserve"> in </w:t>
@@ -2300,7 +2304,7 @@
                 <w:rFonts w:ascii="Avenir Next" w:hAnsi="Avenir Next" w:cs="Avenir Next" w:eastAsia="Avenir Next"/>
                 <w:i/>
                 <w:color w:val="1A1A1A"/>
-                <w:sz w:val="20"/>
+                <w:sz w:val="22"/>
                 <w:szCs w:val="20"/>
               </w:rPr>
               <w:t xml:space="preserve">v</w:t>
@@ -2309,7 +2313,7 @@
               <w:rPr>
                 <w:rFonts w:ascii="Avenir Next" w:hAnsi="Avenir Next" w:cs="Avenir Next" w:eastAsia="Avenir Next"/>
                 <w:color w:val="1A1A1A"/>
-                <w:sz w:val="20"/>
+                <w:sz w:val="22"/>
                 <w:szCs w:val="20"/>
               </w:rPr>
               <w:t xml:space="preserve"> vans. Find the riders in 8 vans.</w:t>
@@ -2326,7 +2330,7 @@
                 <w:rFonts w:ascii="Avenir Next" w:hAnsi="Avenir Next" w:cs="Avenir Next" w:eastAsia="Avenir Next"/>
                 <w:b/>
                 <w:color w:val="003A70"/>
-                <w:sz w:val="17"/>
+                <w:sz w:val="22"/>
                 <w:szCs w:val="17"/>
               </w:rPr>
               <w:t xml:space="preserve">Hint  </w:t>
@@ -2336,7 +2340,7 @@
                 <w:rFonts w:ascii="Avenir Next" w:hAnsi="Avenir Next" w:cs="Avenir Next" w:eastAsia="Avenir Next"/>
                 <w:i/>
                 <w:color w:val="5A5F66"/>
-                <w:sz w:val="17"/>
+                <w:sz w:val="22"/>
                 <w:szCs w:val="17"/>
               </w:rPr>
               <w:t xml:space="preserve">Name what the school chooses, then multiply.</w:t>
@@ -2344,7 +2348,7 @@
           </w:p>
           <w:p>
             <w:pPr>
-              <w:spacing w:before="0" w:after="0" w:line="60" w:lineRule="auto"/>
+              <w:spacing w:before="0" w:after="0" w:line="50" w:lineRule="exact"/>
             </w:pPr>
           </w:p>
           <w:tbl>
@@ -2413,25 +2417,25 @@
                 <w:rFonts w:ascii="Avenir Next" w:hAnsi="Avenir Next" w:cs="Avenir Next" w:eastAsia="Avenir Next"/>
                 <w:b/>
                 <w:color w:val="1A1A1A"/>
+                <w:sz w:val="22"/>
+                <w:szCs w:val="18"/>
+              </w:rPr>
+              <w:t xml:space="preserve">Answer</w:t>
+            </w:r>
+            <w:r>
+              <w:rPr>
+                <w:rFonts w:ascii="Avenir Next" w:hAnsi="Avenir Next" w:cs="Avenir Next" w:eastAsia="Avenir Next"/>
+                <w:color w:val="1A1A1A"/>
                 <w:sz w:val="18"/>
                 <w:szCs w:val="18"/>
               </w:rPr>
-              <w:t xml:space="preserve">Answer</w:t>
-            </w:r>
-            <w:r>
-              <w:rPr>
-                <w:rFonts w:ascii="Avenir Next" w:hAnsi="Avenir Next" w:cs="Avenir Next" w:eastAsia="Avenir Next"/>
-                <w:color w:val="1A1A1A"/>
-                <w:sz w:val="18"/>
-                <w:szCs w:val="18"/>
-              </w:rPr>
               <w:tab/>
             </w:r>
             <w:r>
               <w:rPr>
                 <w:rFonts w:ascii="Avenir Next" w:hAnsi="Avenir Next" w:cs="Avenir Next" w:eastAsia="Avenir Next"/>
                 <w:color w:val="1A1A1A"/>
-                <w:sz w:val="18"/>
+                <w:sz w:val="22"/>
                 <w:szCs w:val="18"/>
               </w:rPr>
               <w:t xml:space="preserve">  riders</w:t>
@@ -2442,12 +2446,12 @@
     </w:tbl>
     <w:p>
       <w:pPr>
-        <w:spacing w:before="0" w:after="0" w:line="20" w:lineRule="exact"/>
+        <w:spacing w:before="0" w:after="0" w:line="50" w:lineRule="exact"/>
       </w:pPr>
     </w:p>
     <w:p>
       <w:pPr>
-        <w:spacing w:before="0" w:after="0" w:line="20" w:lineRule="exact"/>
+        <w:spacing w:before="0" w:after="0" w:line="50" w:lineRule="exact"/>
       </w:pPr>
     </w:p>
     <w:tbl>
@@ -2497,18 +2501,18 @@
                 <w:rFonts w:ascii="Avenir Next" w:hAnsi="Avenir Next" w:cs="Avenir Next" w:eastAsia="Avenir Next"/>
                 <w:b/>
                 <w:color w:val="1A1A1A"/>
+                <w:sz w:val="22"/>
+                <w:szCs w:val="20"/>
+              </w:rPr>
+              <w:t xml:space="preserve">6.</w:t>
+            </w:r>
+            <w:r>
+              <w:rPr>
+                <w:rFonts w:ascii="Avenir Next" w:hAnsi="Avenir Next" w:cs="Avenir Next" w:eastAsia="Avenir Next"/>
+                <w:color w:val="1A1A1A"/>
                 <w:sz w:val="20"/>
                 <w:szCs w:val="20"/>
               </w:rPr>
-              <w:t xml:space="preserve">6.</w:t>
-            </w:r>
-            <w:r>
-              <w:rPr>
-                <w:rFonts w:ascii="Avenir Next" w:hAnsi="Avenir Next" w:cs="Avenir Next" w:eastAsia="Avenir Next"/>
-                <w:color w:val="1A1A1A"/>
-                <w:sz w:val="20"/>
-                <w:szCs w:val="20"/>
-              </w:rPr>
               <w:tab/>
             </w:r>
             <w:r>
@@ -2516,7 +2520,7 @@
                 <w:rFonts w:ascii="Avenir Next" w:hAnsi="Avenir Next" w:cs="Avenir Next" w:eastAsia="Avenir Next"/>
                 <w:b/>
                 <w:color w:val="1A1A1A"/>
-                <w:sz w:val="20"/>
+                <w:sz w:val="22"/>
                 <w:szCs w:val="20"/>
               </w:rPr>
               <w:t xml:space="preserve">Two Different Rules.  </w:t>
@@ -2525,7 +2529,7 @@
               <w:rPr>
                 <w:rFonts w:ascii="Avenir Next" w:hAnsi="Avenir Next" w:cs="Avenir Next" w:eastAsia="Avenir Next"/>
                 <w:color w:val="1A1A1A"/>
-                <w:sz w:val="20"/>
+                <w:sz w:val="22"/>
                 <w:szCs w:val="20"/>
               </w:rPr>
               <w:t xml:space="preserve">Graph A passes through (1, 3), (2, 6), (3, 9). Graph B passes through (1, 3), (2, 4), (3, 5). Write an equation for each. How are the rules different?</w:t>
@@ -2542,7 +2546,7 @@
                 <w:rFonts w:ascii="Avenir Next" w:hAnsi="Avenir Next" w:cs="Avenir Next" w:eastAsia="Avenir Next"/>
                 <w:b/>
                 <w:color w:val="003A70"/>
-                <w:sz w:val="17"/>
+                <w:sz w:val="22"/>
                 <w:szCs w:val="17"/>
               </w:rPr>
               <w:t xml:space="preserve">Hint  </w:t>
@@ -2552,7 +2556,7 @@
                 <w:rFonts w:ascii="Avenir Next" w:hAnsi="Avenir Next" w:cs="Avenir Next" w:eastAsia="Avenir Next"/>
                 <w:i/>
                 <w:color w:val="5A5F66"/>
-                <w:sz w:val="17"/>
+                <w:sz w:val="22"/>
                 <w:szCs w:val="17"/>
               </w:rPr>
               <w:t xml:space="preserve">Is </w:t>
@@ -2562,7 +2566,7 @@
                 <w:rFonts w:ascii="Avenir Next" w:hAnsi="Avenir Next" w:cs="Avenir Next" w:eastAsia="Avenir Next"/>
                 <w:i/>
                 <w:color w:val="5A5F66"/>
-                <w:sz w:val="17"/>
+                <w:sz w:val="22"/>
                 <w:szCs w:val="17"/>
               </w:rPr>
               <w:t xml:space="preserve">y</w:t>
@@ -2572,7 +2576,7 @@
                 <w:rFonts w:ascii="Avenir Next" w:hAnsi="Avenir Next" w:cs="Avenir Next" w:eastAsia="Avenir Next"/>
                 <w:i/>
                 <w:color w:val="5A5F66"/>
-                <w:sz w:val="17"/>
+                <w:sz w:val="22"/>
                 <w:szCs w:val="17"/>
               </w:rPr>
               <w:t xml:space="preserve"> a multiple of </w:t>
@@ -2582,7 +2586,7 @@
                 <w:rFonts w:ascii="Avenir Next" w:hAnsi="Avenir Next" w:cs="Avenir Next" w:eastAsia="Avenir Next"/>
                 <w:i/>
                 <w:color w:val="5A5F66"/>
-                <w:sz w:val="17"/>
+                <w:sz w:val="22"/>
                 <w:szCs w:val="17"/>
               </w:rPr>
               <w:t xml:space="preserve">x</w:t>
@@ -2592,7 +2596,7 @@
                 <w:rFonts w:ascii="Avenir Next" w:hAnsi="Avenir Next" w:cs="Avenir Next" w:eastAsia="Avenir Next"/>
                 <w:i/>
                 <w:color w:val="5A5F66"/>
-                <w:sz w:val="17"/>
+                <w:sz w:val="22"/>
                 <w:szCs w:val="17"/>
               </w:rPr>
               <w:t xml:space="preserve">, or </w:t>
@@ -2602,7 +2606,7 @@
                 <w:rFonts w:ascii="Avenir Next" w:hAnsi="Avenir Next" w:cs="Avenir Next" w:eastAsia="Avenir Next"/>
                 <w:i/>
                 <w:color w:val="5A5F66"/>
-                <w:sz w:val="17"/>
+                <w:sz w:val="22"/>
                 <w:szCs w:val="17"/>
               </w:rPr>
               <w:t xml:space="preserve">x</w:t>
@@ -2612,7 +2616,7 @@
                 <w:rFonts w:ascii="Avenir Next" w:hAnsi="Avenir Next" w:cs="Avenir Next" w:eastAsia="Avenir Next"/>
                 <w:i/>
                 <w:color w:val="5A5F66"/>
-                <w:sz w:val="17"/>
+                <w:sz w:val="22"/>
                 <w:szCs w:val="17"/>
               </w:rPr>
               <w:t xml:space="preserve"> plus a number?</w:t>
@@ -2620,7 +2624,7 @@
           </w:p>
           <w:p>
             <w:pPr>
-              <w:spacing w:before="0" w:after="0" w:line="60" w:lineRule="auto"/>
+              <w:spacing w:before="0" w:after="0" w:line="50" w:lineRule="exact"/>
             </w:pPr>
           </w:p>
           <w:tbl>
@@ -2689,7 +2693,7 @@
                 <w:rFonts w:ascii="Avenir Next" w:hAnsi="Avenir Next" w:cs="Avenir Next" w:eastAsia="Avenir Next"/>
                 <w:b/>
                 <w:color w:val="1A1A1A"/>
-                <w:sz w:val="18"/>
+                <w:sz w:val="22"/>
                 <w:szCs w:val="18"/>
               </w:rPr>
               <w:t xml:space="preserve">Equations</w:t>
@@ -2709,12 +2713,12 @@
     </w:tbl>
     <w:p>
       <w:pPr>
-        <w:spacing w:before="0" w:after="0" w:line="20" w:lineRule="exact"/>
+        <w:spacing w:before="0" w:after="0" w:line="50" w:lineRule="exact"/>
       </w:pPr>
     </w:p>
     <w:p>
       <w:pPr>
-        <w:spacing w:before="0" w:after="0" w:line="20" w:lineRule="exact"/>
+        <w:spacing w:before="0" w:after="0" w:line="50" w:lineRule="exact"/>
       </w:pPr>
     </w:p>
     <w:tbl>
@@ -2764,18 +2768,18 @@
                 <w:rFonts w:ascii="Avenir Next" w:hAnsi="Avenir Next" w:cs="Avenir Next" w:eastAsia="Avenir Next"/>
                 <w:b/>
                 <w:color w:val="1A1A1A"/>
+                <w:sz w:val="22"/>
+                <w:szCs w:val="20"/>
+              </w:rPr>
+              <w:t xml:space="preserve">7.</w:t>
+            </w:r>
+            <w:r>
+              <w:rPr>
+                <w:rFonts w:ascii="Avenir Next" w:hAnsi="Avenir Next" w:cs="Avenir Next" w:eastAsia="Avenir Next"/>
+                <w:color w:val="1A1A1A"/>
                 <w:sz w:val="20"/>
                 <w:szCs w:val="20"/>
               </w:rPr>
-              <w:t xml:space="preserve">7.</w:t>
-            </w:r>
-            <w:r>
-              <w:rPr>
-                <w:rFonts w:ascii="Avenir Next" w:hAnsi="Avenir Next" w:cs="Avenir Next" w:eastAsia="Avenir Next"/>
-                <w:color w:val="1A1A1A"/>
-                <w:sz w:val="20"/>
-                <w:szCs w:val="20"/>
-              </w:rPr>
               <w:tab/>
             </w:r>
             <w:r>
@@ -2783,7 +2787,7 @@
                 <w:rFonts w:ascii="Avenir Next" w:hAnsi="Avenir Next" w:cs="Avenir Next" w:eastAsia="Avenir Next"/>
                 <w:b/>
                 <w:color w:val="1A1A1A"/>
-                <w:sz w:val="20"/>
+                <w:sz w:val="22"/>
                 <w:szCs w:val="20"/>
               </w:rPr>
               <w:t xml:space="preserve">Summer Savings.  </w:t>
@@ -2792,7 +2796,7 @@
               <w:rPr>
                 <w:rFonts w:ascii="Avenir Next" w:hAnsi="Avenir Next" w:cs="Avenir Next" w:eastAsia="Avenir Next"/>
                 <w:color w:val="1A1A1A"/>
-                <w:sz w:val="20"/>
+                <w:sz w:val="22"/>
                 <w:szCs w:val="20"/>
               </w:rPr>
               <w:t xml:space="preserve">Nadia saves $35 from every paycheck. She had nothing saved before.</w:t>
@@ -2809,7 +2813,7 @@
                 <w:rFonts w:ascii="Avenir Next" w:hAnsi="Avenir Next" w:cs="Avenir Next" w:eastAsia="Avenir Next"/>
                 <w:b/>
                 <w:color w:val="003A70"/>
-                <w:sz w:val="17"/>
+                <w:sz w:val="22"/>
                 <w:szCs w:val="17"/>
               </w:rPr>
               <w:t xml:space="preserve">Hint  </w:t>
@@ -2819,7 +2823,7 @@
                 <w:rFonts w:ascii="Avenir Next" w:hAnsi="Avenir Next" w:cs="Avenir Next" w:eastAsia="Avenir Next"/>
                 <w:i/>
                 <w:color w:val="5A5F66"/>
-                <w:sz w:val="17"/>
+                <w:sz w:val="22"/>
                 <w:szCs w:val="17"/>
               </w:rPr>
               <w:t xml:space="preserve">The starting amount is added once.</w:t>
@@ -2839,25 +2843,25 @@
                 <w:rFonts w:ascii="Avenir Next" w:hAnsi="Avenir Next" w:cs="Avenir Next" w:eastAsia="Avenir Next"/>
                 <w:b/>
                 <w:color w:val="003A70"/>
+                <w:sz w:val="22"/>
+                <w:szCs w:val="20"/>
+              </w:rPr>
+              <w:t xml:space="preserve">a.</w:t>
+            </w:r>
+            <w:r>
+              <w:rPr>
+                <w:rFonts w:ascii="Avenir Next" w:hAnsi="Avenir Next" w:cs="Avenir Next" w:eastAsia="Avenir Next"/>
+                <w:color w:val="1A1A1A"/>
                 <w:sz w:val="20"/>
                 <w:szCs w:val="20"/>
               </w:rPr>
-              <w:t xml:space="preserve">a.</w:t>
-            </w:r>
-            <w:r>
-              <w:rPr>
-                <w:rFonts w:ascii="Avenir Next" w:hAnsi="Avenir Next" w:cs="Avenir Next" w:eastAsia="Avenir Next"/>
-                <w:color w:val="1A1A1A"/>
-                <w:sz w:val="20"/>
-                <w:szCs w:val="20"/>
-              </w:rPr>
               <w:tab/>
             </w:r>
             <w:r>
               <w:rPr>
                 <w:rFonts w:ascii="Avenir Next" w:hAnsi="Avenir Next" w:cs="Avenir Next" w:eastAsia="Avenir Next"/>
                 <w:color w:val="1A1A1A"/>
-                <w:sz w:val="20"/>
+                <w:sz w:val="22"/>
                 <w:szCs w:val="20"/>
               </w:rPr>
               <w:t xml:space="preserve">Write an equation for her savings </w:t>
@@ -2867,7 +2871,7 @@
                 <w:rFonts w:ascii="Avenir Next" w:hAnsi="Avenir Next" w:cs="Avenir Next" w:eastAsia="Avenir Next"/>
                 <w:i/>
                 <w:color w:val="1A1A1A"/>
-                <w:sz w:val="20"/>
+                <w:sz w:val="22"/>
                 <w:szCs w:val="20"/>
               </w:rPr>
               <w:t xml:space="preserve">s</w:t>
@@ -2876,7 +2880,7 @@
               <w:rPr>
                 <w:rFonts w:ascii="Avenir Next" w:hAnsi="Avenir Next" w:cs="Avenir Next" w:eastAsia="Avenir Next"/>
                 <w:color w:val="1A1A1A"/>
-                <w:sz w:val="20"/>
+                <w:sz w:val="22"/>
                 <w:szCs w:val="20"/>
               </w:rPr>
               <w:t xml:space="preserve"> after </w:t>
@@ -2886,7 +2890,7 @@
                 <w:rFonts w:ascii="Avenir Next" w:hAnsi="Avenir Next" w:cs="Avenir Next" w:eastAsia="Avenir Next"/>
                 <w:i/>
                 <w:color w:val="1A1A1A"/>
-                <w:sz w:val="20"/>
+                <w:sz w:val="22"/>
                 <w:szCs w:val="20"/>
               </w:rPr>
               <w:t xml:space="preserve">p</w:t>
@@ -2895,7 +2899,7 @@
               <w:rPr>
                 <w:rFonts w:ascii="Avenir Next" w:hAnsi="Avenir Next" w:cs="Avenir Next" w:eastAsia="Avenir Next"/>
                 <w:color w:val="1A1A1A"/>
-                <w:sz w:val="20"/>
+                <w:sz w:val="22"/>
                 <w:szCs w:val="20"/>
               </w:rPr>
               <w:t xml:space="preserve"> paychecks.</w:t>
@@ -2934,25 +2938,25 @@
                 <w:rFonts w:ascii="Avenir Next" w:hAnsi="Avenir Next" w:cs="Avenir Next" w:eastAsia="Avenir Next"/>
                 <w:b/>
                 <w:color w:val="003A70"/>
+                <w:sz w:val="22"/>
+                <w:szCs w:val="20"/>
+              </w:rPr>
+              <w:t xml:space="preserve">b.</w:t>
+            </w:r>
+            <w:r>
+              <w:rPr>
+                <w:rFonts w:ascii="Avenir Next" w:hAnsi="Avenir Next" w:cs="Avenir Next" w:eastAsia="Avenir Next"/>
+                <w:color w:val="1A1A1A"/>
                 <w:sz w:val="20"/>
                 <w:szCs w:val="20"/>
               </w:rPr>
-              <w:t xml:space="preserve">b.</w:t>
-            </w:r>
-            <w:r>
-              <w:rPr>
-                <w:rFonts w:ascii="Avenir Next" w:hAnsi="Avenir Next" w:cs="Avenir Next" w:eastAsia="Avenir Next"/>
-                <w:color w:val="1A1A1A"/>
-                <w:sz w:val="20"/>
-                <w:szCs w:val="20"/>
-              </w:rPr>
               <w:tab/>
             </w:r>
             <w:r>
               <w:rPr>
                 <w:rFonts w:ascii="Avenir Next" w:hAnsi="Avenir Next" w:cs="Avenir Next" w:eastAsia="Avenir Next"/>
                 <w:color w:val="1A1A1A"/>
-                <w:sz w:val="20"/>
+                <w:sz w:val="22"/>
                 <w:szCs w:val="20"/>
               </w:rPr>
               <w:t xml:space="preserve">Suppose she had $50 saved before. Write the new equation.</w:t>
@@ -2991,10 +2995,28 @@
                 <w:rFonts w:ascii="Avenir Next" w:hAnsi="Avenir Next" w:cs="Avenir Next" w:eastAsia="Avenir Next"/>
                 <w:b/>
                 <w:color w:val="003A70"/>
+                <w:sz w:val="22"/>
+                <w:szCs w:val="20"/>
+              </w:rPr>
+              <w:t xml:space="preserve">c.</w:t>
+            </w:r>
+            <w:r>
+              <w:rPr>
+                <w:rFonts w:ascii="Avenir Next" w:hAnsi="Avenir Next" w:cs="Avenir Next" w:eastAsia="Avenir Next"/>
+                <w:color w:val="1A1A1A"/>
                 <w:sz w:val="20"/>
                 <w:szCs w:val="20"/>
               </w:rPr>
-              <w:t xml:space="preserve">c.</w:t>
+              <w:tab/>
+            </w:r>
+            <w:r>
+              <w:rPr>
+                <w:rFonts w:ascii="Avenir Next" w:hAnsi="Avenir Next" w:cs="Avenir Next" w:eastAsia="Avenir Next"/>
+                <w:color w:val="1A1A1A"/>
+                <w:sz w:val="22"/>
+                <w:szCs w:val="20"/>
+              </w:rPr>
+              <w:t xml:space="preserve">Use the new equation to find the savings after 6 paychecks.</w:t>
             </w:r>
             <w:r>
               <w:rPr>
@@ -3003,7 +3025,7 @@
                 <w:sz w:val="20"/>
                 <w:szCs w:val="20"/>
               </w:rPr>
-              <w:tab/>
+              <w:t xml:space="preserve">  </w:t>
             </w:r>
             <w:r>
               <w:rPr>
@@ -3011,24 +3033,6 @@
                 <w:color w:val="1A1A1A"/>
                 <w:sz w:val="20"/>
                 <w:szCs w:val="20"/>
-              </w:rPr>
-              <w:t xml:space="preserve">Use the new equation to find the savings after 6 paychecks.</w:t>
-            </w:r>
-            <w:r>
-              <w:rPr>
-                <w:rFonts w:ascii="Avenir Next" w:hAnsi="Avenir Next" w:cs="Avenir Next" w:eastAsia="Avenir Next"/>
-                <w:color w:val="1A1A1A"/>
-                <w:sz w:val="20"/>
-                <w:szCs w:val="20"/>
-              </w:rPr>
-              <w:t xml:space="preserve">  </w:t>
-            </w:r>
-            <w:r>
-              <w:rPr>
-                <w:rFonts w:ascii="Avenir Next" w:hAnsi="Avenir Next" w:cs="Avenir Next" w:eastAsia="Avenir Next"/>
-                <w:color w:val="1A1A1A"/>
-                <w:sz w:val="20"/>
-                <w:szCs w:val="20"/>
                 <w:u w:val="single"/>
               </w:rPr>
               <w:t xml:space="preserve">                </w:t>
@@ -3037,7 +3041,7 @@
               <w:rPr>
                 <w:rFonts w:ascii="Avenir Next" w:hAnsi="Avenir Next" w:cs="Avenir Next" w:eastAsia="Avenir Next"/>
                 <w:color w:val="1A1A1A"/>
-                <w:sz w:val="20"/>
+                <w:sz w:val="22"/>
                 <w:szCs w:val="20"/>
               </w:rPr>
               <w:t xml:space="preserve"> dollars</w:t>
@@ -3048,12 +3052,12 @@
     </w:tbl>
     <w:p>
       <w:pPr>
-        <w:spacing w:before="0" w:after="0" w:line="20" w:lineRule="exact"/>
+        <w:spacing w:before="0" w:after="0" w:line="50" w:lineRule="exact"/>
       </w:pPr>
     </w:p>
     <w:p>
       <w:pPr>
-        <w:spacing w:before="0" w:after="0" w:line="20" w:lineRule="exact"/>
+        <w:spacing w:before="0" w:after="0" w:line="50" w:lineRule="exact"/>
       </w:pPr>
     </w:p>
     <w:tbl>
@@ -3103,18 +3107,18 @@
                 <w:rFonts w:ascii="Avenir Next" w:hAnsi="Avenir Next" w:cs="Avenir Next" w:eastAsia="Avenir Next"/>
                 <w:b/>
                 <w:color w:val="1A1A1A"/>
+                <w:sz w:val="22"/>
+                <w:szCs w:val="20"/>
+              </w:rPr>
+              <w:t xml:space="preserve">8.</w:t>
+            </w:r>
+            <w:r>
+              <w:rPr>
+                <w:rFonts w:ascii="Avenir Next" w:hAnsi="Avenir Next" w:cs="Avenir Next" w:eastAsia="Avenir Next"/>
+                <w:color w:val="1A1A1A"/>
                 <w:sz w:val="20"/>
                 <w:szCs w:val="20"/>
               </w:rPr>
-              <w:t xml:space="preserve">8.</w:t>
-            </w:r>
-            <w:r>
-              <w:rPr>
-                <w:rFonts w:ascii="Avenir Next" w:hAnsi="Avenir Next" w:cs="Avenir Next" w:eastAsia="Avenir Next"/>
-                <w:color w:val="1A1A1A"/>
-                <w:sz w:val="20"/>
-                <w:szCs w:val="20"/>
-              </w:rPr>
               <w:tab/>
             </w:r>
             <w:r>
@@ -3122,7 +3126,7 @@
                 <w:rFonts w:ascii="Avenir Next" w:hAnsi="Avenir Next" w:cs="Avenir Next" w:eastAsia="Avenir Next"/>
                 <w:b/>
                 <w:color w:val="1A1A1A"/>
-                <w:sz w:val="20"/>
+                <w:sz w:val="22"/>
                 <w:szCs w:val="20"/>
               </w:rPr>
               <w:t xml:space="preserve">Bounce House.  </w:t>
@@ -3131,7 +3135,7 @@
               <w:rPr>
                 <w:rFonts w:ascii="Avenir Next" w:hAnsi="Avenir Next" w:cs="Avenir Next" w:eastAsia="Avenir Next"/>
                 <w:color w:val="1A1A1A"/>
-                <w:sz w:val="20"/>
+                <w:sz w:val="22"/>
                 <w:szCs w:val="20"/>
               </w:rPr>
               <w:t xml:space="preserve">A bounce house costs a $60 delivery fee plus $25 an hour. Write an equation for the cost </w:t>
@@ -3141,7 +3145,7 @@
                 <w:rFonts w:ascii="Avenir Next" w:hAnsi="Avenir Next" w:cs="Avenir Next" w:eastAsia="Avenir Next"/>
                 <w:i/>
                 <w:color w:val="1A1A1A"/>
-                <w:sz w:val="20"/>
+                <w:sz w:val="22"/>
                 <w:szCs w:val="20"/>
               </w:rPr>
               <w:t xml:space="preserve">c</w:t>
@@ -3150,7 +3154,7 @@
               <w:rPr>
                 <w:rFonts w:ascii="Avenir Next" w:hAnsi="Avenir Next" w:cs="Avenir Next" w:eastAsia="Avenir Next"/>
                 <w:color w:val="1A1A1A"/>
-                <w:sz w:val="20"/>
+                <w:sz w:val="22"/>
                 <w:szCs w:val="20"/>
               </w:rPr>
               <w:t xml:space="preserve"> after </w:t>
@@ -3160,7 +3164,7 @@
                 <w:rFonts w:ascii="Avenir Next" w:hAnsi="Avenir Next" w:cs="Avenir Next" w:eastAsia="Avenir Next"/>
                 <w:i/>
                 <w:color w:val="1A1A1A"/>
-                <w:sz w:val="20"/>
+                <w:sz w:val="22"/>
                 <w:szCs w:val="20"/>
               </w:rPr>
               <w:t xml:space="preserve">h</w:t>
@@ -3169,7 +3173,7 @@
               <w:rPr>
                 <w:rFonts w:ascii="Avenir Next" w:hAnsi="Avenir Next" w:cs="Avenir Next" w:eastAsia="Avenir Next"/>
                 <w:color w:val="1A1A1A"/>
-                <w:sz w:val="20"/>
+                <w:sz w:val="22"/>
                 <w:szCs w:val="20"/>
               </w:rPr>
               <w:t xml:space="preserve"> hours. Find the cost for 4 hours.</w:t>
@@ -3177,7 +3181,7 @@
           </w:p>
           <w:p>
             <w:pPr>
-              <w:spacing w:before="0" w:after="0" w:line="60" w:lineRule="auto"/>
+              <w:spacing w:before="0" w:after="0" w:line="50" w:lineRule="exact"/>
             </w:pPr>
           </w:p>
           <w:tbl>
@@ -3246,25 +3250,25 @@
                 <w:rFonts w:ascii="Avenir Next" w:hAnsi="Avenir Next" w:cs="Avenir Next" w:eastAsia="Avenir Next"/>
                 <w:b/>
                 <w:color w:val="1A1A1A"/>
+                <w:sz w:val="22"/>
+                <w:szCs w:val="18"/>
+              </w:rPr>
+              <w:t xml:space="preserve">Answer</w:t>
+            </w:r>
+            <w:r>
+              <w:rPr>
+                <w:rFonts w:ascii="Avenir Next" w:hAnsi="Avenir Next" w:cs="Avenir Next" w:eastAsia="Avenir Next"/>
+                <w:color w:val="1A1A1A"/>
                 <w:sz w:val="18"/>
                 <w:szCs w:val="18"/>
               </w:rPr>
-              <w:t xml:space="preserve">Answer</w:t>
-            </w:r>
-            <w:r>
-              <w:rPr>
-                <w:rFonts w:ascii="Avenir Next" w:hAnsi="Avenir Next" w:cs="Avenir Next" w:eastAsia="Avenir Next"/>
-                <w:color w:val="1A1A1A"/>
-                <w:sz w:val="18"/>
-                <w:szCs w:val="18"/>
-              </w:rPr>
               <w:tab/>
             </w:r>
             <w:r>
               <w:rPr>
                 <w:rFonts w:ascii="Avenir Next" w:hAnsi="Avenir Next" w:cs="Avenir Next" w:eastAsia="Avenir Next"/>
                 <w:color w:val="1A1A1A"/>
-                <w:sz w:val="18"/>
+                <w:sz w:val="22"/>
                 <w:szCs w:val="18"/>
               </w:rPr>
               <w:t xml:space="preserve">  dollars</w:t>
@@ -3275,11 +3279,12 @@
     </w:tbl>
     <w:p>
       <w:pPr>
-        <w:spacing w:before="0" w:after="0" w:line="20" w:lineRule="exact"/>
+        <w:spacing w:before="0" w:after="0" w:line="50" w:lineRule="exact"/>
       </w:pPr>
     </w:p>
     <w:p>
       <w:pPr>
+        <w:pStyle w:val="Heading2"/>
         <w:keepNext/>
         <w:pBdr>
           <w:bottom w:val="single" w:sz="8" w:space="3" w:color="003A70"/>
@@ -3295,7 +3300,7 @@
           <w:b/>
           <w:color w:val="003A70"/>
           <w:spacing w:val="14"/>
-          <w:sz w:val="19"/>
+          <w:sz w:val="22"/>
           <w:szCs w:val="19"/>
         </w:rPr>
         <w:t xml:space="preserve">FIND THE ERROR</w:t>
@@ -3314,7 +3319,7 @@
           <w:rFonts w:ascii="Avenir Next" w:hAnsi="Avenir Next" w:cs="Avenir Next" w:eastAsia="Avenir Next"/>
           <w:i/>
           <w:color w:val="5A5F66"/>
-          <w:sz w:val="17"/>
+          <w:sz w:val="22"/>
           <w:szCs w:val="17"/>
         </w:rPr>
         <w:t xml:space="preserve">explain the mistake, then fix it</w:t>
@@ -3322,7 +3327,7 @@
     </w:p>
     <w:p>
       <w:pPr>
-        <w:spacing w:before="0" w:after="0" w:line="20" w:lineRule="exact"/>
+        <w:spacing w:before="0" w:after="0" w:line="50" w:lineRule="exact"/>
       </w:pPr>
     </w:p>
     <w:tbl>
@@ -3372,18 +3377,18 @@
                 <w:rFonts w:ascii="Avenir Next" w:hAnsi="Avenir Next" w:cs="Avenir Next" w:eastAsia="Avenir Next"/>
                 <w:b/>
                 <w:color w:val="1A1A1A"/>
+                <w:sz w:val="22"/>
+                <w:szCs w:val="20"/>
+              </w:rPr>
+              <w:t xml:space="preserve">9.</w:t>
+            </w:r>
+            <w:r>
+              <w:rPr>
+                <w:rFonts w:ascii="Avenir Next" w:hAnsi="Avenir Next" w:cs="Avenir Next" w:eastAsia="Avenir Next"/>
+                <w:color w:val="1A1A1A"/>
                 <w:sz w:val="20"/>
                 <w:szCs w:val="20"/>
               </w:rPr>
-              <w:t xml:space="preserve">9.</w:t>
-            </w:r>
-            <w:r>
-              <w:rPr>
-                <w:rFonts w:ascii="Avenir Next" w:hAnsi="Avenir Next" w:cs="Avenir Next" w:eastAsia="Avenir Next"/>
-                <w:color w:val="1A1A1A"/>
-                <w:sz w:val="20"/>
-                <w:szCs w:val="20"/>
-              </w:rPr>
               <w:tab/>
             </w:r>
             <w:r>
@@ -3391,7 +3396,7 @@
                 <w:rFonts w:ascii="Avenir Next" w:hAnsi="Avenir Next" w:cs="Avenir Next" w:eastAsia="Avenir Next"/>
                 <w:b/>
                 <w:color w:val="1A1A1A"/>
-                <w:sz w:val="20"/>
+                <w:sz w:val="22"/>
                 <w:szCs w:val="20"/>
               </w:rPr>
               <w:t xml:space="preserve">Leila’s Work.  </w:t>
@@ -3400,7 +3405,7 @@
               <w:rPr>
                 <w:rFonts w:ascii="Avenir Next" w:hAnsi="Avenir Next" w:cs="Avenir Next" w:eastAsia="Avenir Next"/>
                 <w:color w:val="1A1A1A"/>
-                <w:sz w:val="20"/>
+                <w:sz w:val="22"/>
                 <w:szCs w:val="20"/>
               </w:rPr>
               <w:t xml:space="preserve">Stickers cost $3 each. Leila wrote </w:t>
@@ -3410,7 +3415,7 @@
                 <w:rFonts w:ascii="Avenir Next" w:hAnsi="Avenir Next" w:cs="Avenir Next" w:eastAsia="Avenir Next"/>
                 <w:i/>
                 <w:color w:val="1A1A1A"/>
-                <w:sz w:val="20"/>
+                <w:sz w:val="22"/>
                 <w:szCs w:val="20"/>
               </w:rPr>
               <w:t xml:space="preserve">c</w:t>
@@ -3419,7 +3424,7 @@
               <w:rPr>
                 <w:rFonts w:ascii="Avenir Next" w:hAnsi="Avenir Next" w:cs="Avenir Next" w:eastAsia="Avenir Next"/>
                 <w:color w:val="1A1A1A"/>
-                <w:sz w:val="20"/>
+                <w:sz w:val="22"/>
                 <w:szCs w:val="20"/>
               </w:rPr>
               <w:t xml:space="preserve"> = </w:t>
@@ -3429,7 +3434,7 @@
                 <w:rFonts w:ascii="Avenir Next" w:hAnsi="Avenir Next" w:cs="Avenir Next" w:eastAsia="Avenir Next"/>
                 <w:i/>
                 <w:color w:val="1A1A1A"/>
-                <w:sz w:val="20"/>
+                <w:sz w:val="22"/>
                 <w:szCs w:val="20"/>
               </w:rPr>
               <w:t xml:space="preserve">n</w:t>
@@ -3438,7 +3443,7 @@
               <w:rPr>
                 <w:rFonts w:ascii="Avenir Next" w:hAnsi="Avenir Next" w:cs="Avenir Next" w:eastAsia="Avenir Next"/>
                 <w:color w:val="1A1A1A"/>
-                <w:sz w:val="20"/>
+                <w:sz w:val="22"/>
                 <w:szCs w:val="20"/>
               </w:rPr>
               <w:t xml:space="preserve"> + 3 for the cost </w:t>
@@ -3448,7 +3453,7 @@
                 <w:rFonts w:ascii="Avenir Next" w:hAnsi="Avenir Next" w:cs="Avenir Next" w:eastAsia="Avenir Next"/>
                 <w:i/>
                 <w:color w:val="1A1A1A"/>
-                <w:sz w:val="20"/>
+                <w:sz w:val="22"/>
                 <w:szCs w:val="20"/>
               </w:rPr>
               <w:t xml:space="preserve">c</w:t>
@@ -3457,7 +3462,7 @@
               <w:rPr>
                 <w:rFonts w:ascii="Avenir Next" w:hAnsi="Avenir Next" w:cs="Avenir Next" w:eastAsia="Avenir Next"/>
                 <w:color w:val="1A1A1A"/>
-                <w:sz w:val="20"/>
+                <w:sz w:val="22"/>
                 <w:szCs w:val="20"/>
               </w:rPr>
               <w:t xml:space="preserve"> of </w:t>
@@ -3467,7 +3472,7 @@
                 <w:rFonts w:ascii="Avenir Next" w:hAnsi="Avenir Next" w:cs="Avenir Next" w:eastAsia="Avenir Next"/>
                 <w:i/>
                 <w:color w:val="1A1A1A"/>
-                <w:sz w:val="20"/>
+                <w:sz w:val="22"/>
                 <w:szCs w:val="20"/>
               </w:rPr>
               <w:t xml:space="preserve">n</w:t>
@@ -3476,7 +3481,7 @@
               <w:rPr>
                 <w:rFonts w:ascii="Avenir Next" w:hAnsi="Avenir Next" w:cs="Avenir Next" w:eastAsia="Avenir Next"/>
                 <w:color w:val="1A1A1A"/>
-                <w:sz w:val="20"/>
+                <w:sz w:val="22"/>
                 <w:szCs w:val="20"/>
               </w:rPr>
               <w:t xml:space="preserve"> stickers. Explain her mistake and fix the equation.</w:t>
@@ -3522,7 +3527,7 @@
                 </w:tcPr>
                 <w:p>
                   <w:pPr>
-                    <w:spacing w:before="0" w:after="0" w:line="240" w:lineRule="auto"/>
+                    <w:spacing w:before="0" w:after="0" w:line="50" w:lineRule="exact"/>
                   </w:pPr>
                 </w:p>
               </w:tc>
@@ -3542,7 +3547,7 @@
                 </w:tcPr>
                 <w:p>
                   <w:pPr>
-                    <w:spacing w:before="0" w:after="0" w:line="240" w:lineRule="auto"/>
+                    <w:spacing w:before="0" w:after="0" w:line="50" w:lineRule="exact"/>
                   </w:pPr>
                 </w:p>
               </w:tc>
@@ -3562,7 +3567,7 @@
                 </w:tcPr>
                 <w:p>
                   <w:pPr>
-                    <w:spacing w:before="0" w:after="0" w:line="240" w:lineRule="auto"/>
+                    <w:spacing w:before="0" w:after="0" w:line="50" w:lineRule="exact"/>
                   </w:pPr>
                 </w:p>
               </w:tc>
@@ -3570,7 +3575,7 @@
           </w:tbl>
           <w:p>
             <w:pPr>
-              <w:spacing w:before="0" w:after="0" w:line="24" w:lineRule="auto"/>
+              <w:spacing w:before="0" w:after="0" w:line="50" w:lineRule="exact"/>
             </w:pPr>
           </w:p>
         </w:tc>
@@ -3578,11 +3583,12 @@
     </w:tbl>
     <w:p>
       <w:pPr>
-        <w:spacing w:before="0" w:after="0" w:line="20" w:lineRule="exact"/>
+        <w:spacing w:before="0" w:after="0" w:line="50" w:lineRule="exact"/>
       </w:pPr>
     </w:p>
     <w:p>
       <w:pPr>
+        <w:pStyle w:val="Heading2"/>
         <w:keepNext/>
         <w:pBdr>
           <w:bottom w:val="single" w:sz="8" w:space="3" w:color="003A70"/>
@@ -3598,7 +3604,7 @@
           <w:b/>
           <w:color w:val="003A70"/>
           <w:spacing w:val="14"/>
-          <w:sz w:val="19"/>
+          <w:sz w:val="22"/>
           <w:szCs w:val="19"/>
         </w:rPr>
         <w:t xml:space="preserve">TEST PRACTICE</w:t>
@@ -3617,7 +3623,7 @@
           <w:rFonts w:ascii="Avenir Next" w:hAnsi="Avenir Next" w:cs="Avenir Next" w:eastAsia="Avenir Next"/>
           <w:i/>
           <w:color w:val="5A5F66"/>
-          <w:sz w:val="17"/>
+          <w:sz w:val="22"/>
           <w:szCs w:val="17"/>
         </w:rPr>
         <w:t xml:space="preserve">choose the best answer</w:t>
@@ -3625,7 +3631,7 @@
     </w:p>
     <w:p>
       <w:pPr>
-        <w:spacing w:before="0" w:after="0" w:line="20" w:lineRule="exact"/>
+        <w:spacing w:before="0" w:after="0" w:line="50" w:lineRule="exact"/>
       </w:pPr>
     </w:p>
     <w:tbl>
@@ -3675,25 +3681,25 @@
                 <w:rFonts w:ascii="Avenir Next" w:hAnsi="Avenir Next" w:cs="Avenir Next" w:eastAsia="Avenir Next"/>
                 <w:b/>
                 <w:color w:val="1A1A1A"/>
+                <w:sz w:val="22"/>
+                <w:szCs w:val="20"/>
+              </w:rPr>
+              <w:t xml:space="preserve">10.</w:t>
+            </w:r>
+            <w:r>
+              <w:rPr>
+                <w:rFonts w:ascii="Avenir Next" w:hAnsi="Avenir Next" w:cs="Avenir Next" w:eastAsia="Avenir Next"/>
+                <w:color w:val="1A1A1A"/>
                 <w:sz w:val="20"/>
                 <w:szCs w:val="20"/>
               </w:rPr>
-              <w:t xml:space="preserve">10.</w:t>
-            </w:r>
-            <w:r>
-              <w:rPr>
-                <w:rFonts w:ascii="Avenir Next" w:hAnsi="Avenir Next" w:cs="Avenir Next" w:eastAsia="Avenir Next"/>
-                <w:color w:val="1A1A1A"/>
-                <w:sz w:val="20"/>
-                <w:szCs w:val="20"/>
-              </w:rPr>
               <w:tab/>
             </w:r>
             <w:r>
               <w:rPr>
                 <w:rFonts w:ascii="Avenir Next" w:hAnsi="Avenir Next" w:cs="Avenir Next" w:eastAsia="Avenir Next"/>
                 <w:color w:val="1A1A1A"/>
-                <w:sz w:val="20"/>
+                <w:sz w:val="22"/>
                 <w:szCs w:val="20"/>
               </w:rPr>
               <w:t xml:space="preserve">At $14 per item, the cost </w:t>
@@ -3703,7 +3709,7 @@
                 <w:rFonts w:ascii="Avenir Next" w:hAnsi="Avenir Next" w:cs="Avenir Next" w:eastAsia="Avenir Next"/>
                 <w:i/>
                 <w:color w:val="1A1A1A"/>
-                <w:sz w:val="20"/>
+                <w:sz w:val="22"/>
                 <w:szCs w:val="20"/>
               </w:rPr>
               <w:t xml:space="preserve">c</w:t>
@@ -3712,7 +3718,7 @@
               <w:rPr>
                 <w:rFonts w:ascii="Avenir Next" w:hAnsi="Avenir Next" w:cs="Avenir Next" w:eastAsia="Avenir Next"/>
                 <w:color w:val="1A1A1A"/>
-                <w:sz w:val="20"/>
+                <w:sz w:val="22"/>
                 <w:szCs w:val="20"/>
               </w:rPr>
               <w:t xml:space="preserve"> for </w:t>
@@ -3722,7 +3728,7 @@
                 <w:rFonts w:ascii="Avenir Next" w:hAnsi="Avenir Next" w:cs="Avenir Next" w:eastAsia="Avenir Next"/>
                 <w:i/>
                 <w:color w:val="1A1A1A"/>
-                <w:sz w:val="20"/>
+                <w:sz w:val="22"/>
                 <w:szCs w:val="20"/>
               </w:rPr>
               <w:t xml:space="preserve">n</w:t>
@@ -3731,7 +3737,7 @@
               <w:rPr>
                 <w:rFonts w:ascii="Avenir Next" w:hAnsi="Avenir Next" w:cs="Avenir Next" w:eastAsia="Avenir Next"/>
                 <w:color w:val="1A1A1A"/>
-                <w:sz w:val="20"/>
+                <w:sz w:val="22"/>
                 <w:szCs w:val="20"/>
               </w:rPr>
               <w:t xml:space="preserve"> items is —</w:t>
@@ -3787,7 +3793,7 @@
                       <w:rFonts w:ascii="Avenir Next" w:hAnsi="Avenir Next" w:cs="Avenir Next" w:eastAsia="Avenir Next"/>
                       <w:b/>
                       <w:color w:val="003A70"/>
-                      <w:sz w:val="19"/>
+                      <w:sz w:val="22"/>
                       <w:szCs w:val="19"/>
                     </w:rPr>
                     <w:t xml:space="preserve">A</w:t>
@@ -3806,7 +3812,7 @@
                       <w:rFonts w:ascii="Avenir Next" w:hAnsi="Avenir Next" w:cs="Avenir Next" w:eastAsia="Avenir Next"/>
                       <w:i/>
                       <w:color w:val="1A1A1A"/>
-                      <w:sz w:val="19"/>
+                      <w:sz w:val="22"/>
                       <w:szCs w:val="19"/>
                     </w:rPr>
                     <w:t xml:space="preserve">c</w:t>
@@ -3815,7 +3821,7 @@
                     <w:rPr>
                       <w:rFonts w:ascii="Avenir Next" w:hAnsi="Avenir Next" w:cs="Avenir Next" w:eastAsia="Avenir Next"/>
                       <w:color w:val="1A1A1A"/>
-                      <w:sz w:val="19"/>
+                      <w:sz w:val="22"/>
                       <w:szCs w:val="19"/>
                     </w:rPr>
                     <w:t xml:space="preserve"> = </w:t>
@@ -3825,7 +3831,7 @@
                       <w:rFonts w:ascii="Avenir Next" w:hAnsi="Avenir Next" w:cs="Avenir Next" w:eastAsia="Avenir Next"/>
                       <w:i/>
                       <w:color w:val="1A1A1A"/>
-                      <w:sz w:val="19"/>
+                      <w:sz w:val="22"/>
                       <w:szCs w:val="19"/>
                     </w:rPr>
                     <w:t xml:space="preserve">n</w:t>
@@ -3834,7 +3840,7 @@
                     <w:rPr>
                       <w:rFonts w:ascii="Avenir Next" w:hAnsi="Avenir Next" w:cs="Avenir Next" w:eastAsia="Avenir Next"/>
                       <w:color w:val="1A1A1A"/>
-                      <w:sz w:val="19"/>
+                      <w:sz w:val="22"/>
                       <w:szCs w:val="19"/>
                     </w:rPr>
                     <w:t xml:space="preserve"> + 14</w:t>
@@ -3859,7 +3865,7 @@
                       <w:rFonts w:ascii="Avenir Next" w:hAnsi="Avenir Next" w:cs="Avenir Next" w:eastAsia="Avenir Next"/>
                       <w:b/>
                       <w:color w:val="003A70"/>
-                      <w:sz w:val="19"/>
+                      <w:sz w:val="22"/>
                       <w:szCs w:val="19"/>
                     </w:rPr>
                     <w:t xml:space="preserve">B</w:t>
@@ -3878,7 +3884,7 @@
                       <w:rFonts w:ascii="Avenir Next" w:hAnsi="Avenir Next" w:cs="Avenir Next" w:eastAsia="Avenir Next"/>
                       <w:i/>
                       <w:color w:val="1A1A1A"/>
-                      <w:sz w:val="19"/>
+                      <w:sz w:val="22"/>
                       <w:szCs w:val="19"/>
                     </w:rPr>
                     <w:t xml:space="preserve">n</w:t>
@@ -3887,7 +3893,7 @@
                     <w:rPr>
                       <w:rFonts w:ascii="Avenir Next" w:hAnsi="Avenir Next" w:cs="Avenir Next" w:eastAsia="Avenir Next"/>
                       <w:color w:val="1A1A1A"/>
-                      <w:sz w:val="19"/>
+                      <w:sz w:val="22"/>
                       <w:szCs w:val="19"/>
                     </w:rPr>
                     <w:t xml:space="preserve"> = 14</w:t>
@@ -3897,7 +3903,7 @@
                       <w:rFonts w:ascii="Avenir Next" w:hAnsi="Avenir Next" w:cs="Avenir Next" w:eastAsia="Avenir Next"/>
                       <w:i/>
                       <w:color w:val="1A1A1A"/>
-                      <w:sz w:val="19"/>
+                      <w:sz w:val="22"/>
                       <w:szCs w:val="19"/>
                     </w:rPr>
                     <w:t xml:space="preserve">c</w:t>
@@ -3922,7 +3928,7 @@
                       <w:rFonts w:ascii="Avenir Next" w:hAnsi="Avenir Next" w:cs="Avenir Next" w:eastAsia="Avenir Next"/>
                       <w:b/>
                       <w:color w:val="003A70"/>
-                      <w:sz w:val="19"/>
+                      <w:sz w:val="22"/>
                       <w:szCs w:val="19"/>
                     </w:rPr>
                     <w:t xml:space="preserve">C</w:t>
@@ -3941,7 +3947,7 @@
                       <w:rFonts w:ascii="Avenir Next" w:hAnsi="Avenir Next" w:cs="Avenir Next" w:eastAsia="Avenir Next"/>
                       <w:i/>
                       <w:color w:val="1A1A1A"/>
-                      <w:sz w:val="19"/>
+                      <w:sz w:val="22"/>
                       <w:szCs w:val="19"/>
                     </w:rPr>
                     <w:t xml:space="preserve">c</w:t>
@@ -3950,7 +3956,7 @@
                     <w:rPr>
                       <w:rFonts w:ascii="Avenir Next" w:hAnsi="Avenir Next" w:cs="Avenir Next" w:eastAsia="Avenir Next"/>
                       <w:color w:val="1A1A1A"/>
-                      <w:sz w:val="19"/>
+                      <w:sz w:val="22"/>
                       <w:szCs w:val="19"/>
                     </w:rPr>
                     <w:t xml:space="preserve"> = 14</w:t>
@@ -3960,7 +3966,7 @@
                       <w:rFonts w:ascii="Avenir Next" w:hAnsi="Avenir Next" w:cs="Avenir Next" w:eastAsia="Avenir Next"/>
                       <w:i/>
                       <w:color w:val="1A1A1A"/>
-                      <w:sz w:val="19"/>
+                      <w:sz w:val="22"/>
                       <w:szCs w:val="19"/>
                     </w:rPr>
                     <w:t xml:space="preserve">n</w:t>
@@ -3985,7 +3991,7 @@
                       <w:rFonts w:ascii="Avenir Next" w:hAnsi="Avenir Next" w:cs="Avenir Next" w:eastAsia="Avenir Next"/>
                       <w:b/>
                       <w:color w:val="003A70"/>
-                      <w:sz w:val="19"/>
+                      <w:sz w:val="22"/>
                       <w:szCs w:val="19"/>
                     </w:rPr>
                     <w:t xml:space="preserve">D</w:t>
@@ -4004,7 +4010,7 @@
                       <w:rFonts w:ascii="Avenir Next" w:hAnsi="Avenir Next" w:cs="Avenir Next" w:eastAsia="Avenir Next"/>
                       <w:i/>
                       <w:color w:val="1A1A1A"/>
-                      <w:sz w:val="19"/>
+                      <w:sz w:val="22"/>
                       <w:szCs w:val="19"/>
                     </w:rPr>
                     <w:t xml:space="preserve">c</w:t>
@@ -4013,7 +4019,7 @@
                     <w:rPr>
                       <w:rFonts w:ascii="Avenir Next" w:hAnsi="Avenir Next" w:cs="Avenir Next" w:eastAsia="Avenir Next"/>
                       <w:color w:val="1A1A1A"/>
-                      <w:sz w:val="19"/>
+                      <w:sz w:val="22"/>
                       <w:szCs w:val="19"/>
                     </w:rPr>
                     <w:t xml:space="preserve"> = 14</w:t>
@@ -4024,7 +4030,7 @@
           </w:tbl>
           <w:p>
             <w:pPr>
-              <w:spacing w:before="0" w:after="0" w:line="24" w:lineRule="auto"/>
+              <w:spacing w:before="0" w:after="0" w:line="50" w:lineRule="exact"/>
             </w:pPr>
           </w:p>
         </w:tc>
@@ -4032,12 +4038,12 @@
     </w:tbl>
     <w:p>
       <w:pPr>
-        <w:spacing w:before="0" w:after="0" w:line="20" w:lineRule="exact"/>
+        <w:spacing w:before="0" w:after="0" w:line="50" w:lineRule="exact"/>
       </w:pPr>
     </w:p>
     <w:p>
       <w:pPr>
-        <w:spacing w:before="0" w:after="0" w:line="20" w:lineRule="exact"/>
+        <w:spacing w:before="0" w:after="0" w:line="50" w:lineRule="exact"/>
       </w:pPr>
     </w:p>
     <w:tbl>
@@ -4087,25 +4093,25 @@
                 <w:rFonts w:ascii="Avenir Next" w:hAnsi="Avenir Next" w:cs="Avenir Next" w:eastAsia="Avenir Next"/>
                 <w:b/>
                 <w:color w:val="1A1A1A"/>
+                <w:sz w:val="22"/>
+                <w:szCs w:val="20"/>
+              </w:rPr>
+              <w:t xml:space="preserve">11.</w:t>
+            </w:r>
+            <w:r>
+              <w:rPr>
+                <w:rFonts w:ascii="Avenir Next" w:hAnsi="Avenir Next" w:cs="Avenir Next" w:eastAsia="Avenir Next"/>
+                <w:color w:val="1A1A1A"/>
                 <w:sz w:val="20"/>
                 <w:szCs w:val="20"/>
               </w:rPr>
-              <w:t xml:space="preserve">11.</w:t>
-            </w:r>
-            <w:r>
-              <w:rPr>
-                <w:rFonts w:ascii="Avenir Next" w:hAnsi="Avenir Next" w:cs="Avenir Next" w:eastAsia="Avenir Next"/>
-                <w:color w:val="1A1A1A"/>
-                <w:sz w:val="20"/>
-                <w:szCs w:val="20"/>
-              </w:rPr>
               <w:tab/>
             </w:r>
             <w:r>
               <w:rPr>
                 <w:rFonts w:ascii="Avenir Next" w:hAnsi="Avenir Next" w:cs="Avenir Next" w:eastAsia="Avenir Next"/>
                 <w:color w:val="1A1A1A"/>
-                <w:sz w:val="20"/>
+                <w:sz w:val="22"/>
                 <w:szCs w:val="20"/>
               </w:rPr>
               <w:t xml:space="preserve">A $15 fee plus $6 an hour gives —</w:t>
@@ -4161,7 +4167,7 @@
                       <w:rFonts w:ascii="Avenir Next" w:hAnsi="Avenir Next" w:cs="Avenir Next" w:eastAsia="Avenir Next"/>
                       <w:b/>
                       <w:color w:val="003A70"/>
-                      <w:sz w:val="19"/>
+                      <w:sz w:val="22"/>
                       <w:szCs w:val="19"/>
                     </w:rPr>
                     <w:t xml:space="preserve">A</w:t>
@@ -4180,7 +4186,7 @@
                       <w:rFonts w:ascii="Avenir Next" w:hAnsi="Avenir Next" w:cs="Avenir Next" w:eastAsia="Avenir Next"/>
                       <w:i/>
                       <w:color w:val="1A1A1A"/>
-                      <w:sz w:val="19"/>
+                      <w:sz w:val="22"/>
                       <w:szCs w:val="19"/>
                     </w:rPr>
                     <w:t xml:space="preserve">c</w:t>
@@ -4189,7 +4195,7 @@
                     <w:rPr>
                       <w:rFonts w:ascii="Avenir Next" w:hAnsi="Avenir Next" w:cs="Avenir Next" w:eastAsia="Avenir Next"/>
                       <w:color w:val="1A1A1A"/>
-                      <w:sz w:val="19"/>
+                      <w:sz w:val="22"/>
                       <w:szCs w:val="19"/>
                     </w:rPr>
                     <w:t xml:space="preserve"> = 6</w:t>
@@ -4199,7 +4205,7 @@
                       <w:rFonts w:ascii="Avenir Next" w:hAnsi="Avenir Next" w:cs="Avenir Next" w:eastAsia="Avenir Next"/>
                       <w:i/>
                       <w:color w:val="1A1A1A"/>
-                      <w:sz w:val="19"/>
+                      <w:sz w:val="22"/>
                       <w:szCs w:val="19"/>
                     </w:rPr>
                     <w:t xml:space="preserve">h</w:t>
@@ -4208,7 +4214,7 @@
                     <w:rPr>
                       <w:rFonts w:ascii="Avenir Next" w:hAnsi="Avenir Next" w:cs="Avenir Next" w:eastAsia="Avenir Next"/>
                       <w:color w:val="1A1A1A"/>
-                      <w:sz w:val="19"/>
+                      <w:sz w:val="22"/>
                       <w:szCs w:val="19"/>
                     </w:rPr>
                     <w:t xml:space="preserve"> + 15</w:t>
@@ -4233,7 +4239,7 @@
                       <w:rFonts w:ascii="Avenir Next" w:hAnsi="Avenir Next" w:cs="Avenir Next" w:eastAsia="Avenir Next"/>
                       <w:b/>
                       <w:color w:val="003A70"/>
-                      <w:sz w:val="19"/>
+                      <w:sz w:val="22"/>
                       <w:szCs w:val="19"/>
                     </w:rPr>
                     <w:t xml:space="preserve">B</w:t>
@@ -4252,7 +4258,7 @@
                       <w:rFonts w:ascii="Avenir Next" w:hAnsi="Avenir Next" w:cs="Avenir Next" w:eastAsia="Avenir Next"/>
                       <w:i/>
                       <w:color w:val="1A1A1A"/>
-                      <w:sz w:val="19"/>
+                      <w:sz w:val="22"/>
                       <w:szCs w:val="19"/>
                     </w:rPr>
                     <w:t xml:space="preserve">c</w:t>
@@ -4261,7 +4267,7 @@
                     <w:rPr>
                       <w:rFonts w:ascii="Avenir Next" w:hAnsi="Avenir Next" w:cs="Avenir Next" w:eastAsia="Avenir Next"/>
                       <w:color w:val="1A1A1A"/>
-                      <w:sz w:val="19"/>
+                      <w:sz w:val="22"/>
                       <w:szCs w:val="19"/>
                     </w:rPr>
                     <w:t xml:space="preserve"> = 15</w:t>
@@ -4271,7 +4277,7 @@
                       <w:rFonts w:ascii="Avenir Next" w:hAnsi="Avenir Next" w:cs="Avenir Next" w:eastAsia="Avenir Next"/>
                       <w:i/>
                       <w:color w:val="1A1A1A"/>
-                      <w:sz w:val="19"/>
+                      <w:sz w:val="22"/>
                       <w:szCs w:val="19"/>
                     </w:rPr>
                     <w:t xml:space="preserve">h</w:t>
@@ -4280,7 +4286,7 @@
                     <w:rPr>
                       <w:rFonts w:ascii="Avenir Next" w:hAnsi="Avenir Next" w:cs="Avenir Next" w:eastAsia="Avenir Next"/>
                       <w:color w:val="1A1A1A"/>
-                      <w:sz w:val="19"/>
+                      <w:sz w:val="22"/>
                       <w:szCs w:val="19"/>
                     </w:rPr>
                     <w:t xml:space="preserve"> + 6</w:t>
@@ -4305,7 +4311,7 @@
                       <w:rFonts w:ascii="Avenir Next" w:hAnsi="Avenir Next" w:cs="Avenir Next" w:eastAsia="Avenir Next"/>
                       <w:b/>
                       <w:color w:val="003A70"/>
-                      <w:sz w:val="19"/>
+                      <w:sz w:val="22"/>
                       <w:szCs w:val="19"/>
                     </w:rPr>
                     <w:t xml:space="preserve">C</w:t>
@@ -4324,7 +4330,7 @@
                       <w:rFonts w:ascii="Avenir Next" w:hAnsi="Avenir Next" w:cs="Avenir Next" w:eastAsia="Avenir Next"/>
                       <w:i/>
                       <w:color w:val="1A1A1A"/>
-                      <w:sz w:val="19"/>
+                      <w:sz w:val="22"/>
                       <w:szCs w:val="19"/>
                     </w:rPr>
                     <w:t xml:space="preserve">c</w:t>
@@ -4333,7 +4339,7 @@
                     <w:rPr>
                       <w:rFonts w:ascii="Avenir Next" w:hAnsi="Avenir Next" w:cs="Avenir Next" w:eastAsia="Avenir Next"/>
                       <w:color w:val="1A1A1A"/>
-                      <w:sz w:val="19"/>
+                      <w:sz w:val="22"/>
                       <w:szCs w:val="19"/>
                     </w:rPr>
                     <w:t xml:space="preserve"> = 21</w:t>
@@ -4343,7 +4349,7 @@
                       <w:rFonts w:ascii="Avenir Next" w:hAnsi="Avenir Next" w:cs="Avenir Next" w:eastAsia="Avenir Next"/>
                       <w:i/>
                       <w:color w:val="1A1A1A"/>
-                      <w:sz w:val="19"/>
+                      <w:sz w:val="22"/>
                       <w:szCs w:val="19"/>
                     </w:rPr>
                     <w:t xml:space="preserve">h</w:t>
@@ -4368,7 +4374,7 @@
                       <w:rFonts w:ascii="Avenir Next" w:hAnsi="Avenir Next" w:cs="Avenir Next" w:eastAsia="Avenir Next"/>
                       <w:b/>
                       <w:color w:val="003A70"/>
-                      <w:sz w:val="19"/>
+                      <w:sz w:val="22"/>
                       <w:szCs w:val="19"/>
                     </w:rPr>
                     <w:t xml:space="preserve">D</w:t>
@@ -4387,7 +4393,7 @@
                       <w:rFonts w:ascii="Avenir Next" w:hAnsi="Avenir Next" w:cs="Avenir Next" w:eastAsia="Avenir Next"/>
                       <w:i/>
                       <w:color w:val="1A1A1A"/>
-                      <w:sz w:val="19"/>
+                      <w:sz w:val="22"/>
                       <w:szCs w:val="19"/>
                     </w:rPr>
                     <w:t xml:space="preserve">c</w:t>
@@ -4396,7 +4402,7 @@
                     <w:rPr>
                       <w:rFonts w:ascii="Avenir Next" w:hAnsi="Avenir Next" w:cs="Avenir Next" w:eastAsia="Avenir Next"/>
                       <w:color w:val="1A1A1A"/>
-                      <w:sz w:val="19"/>
+                      <w:sz w:val="22"/>
                       <w:szCs w:val="19"/>
                     </w:rPr>
                     <w:t xml:space="preserve"> = 6</w:t>
@@ -4406,7 +4412,7 @@
                       <w:rFonts w:ascii="Avenir Next" w:hAnsi="Avenir Next" w:cs="Avenir Next" w:eastAsia="Avenir Next"/>
                       <w:i/>
                       <w:color w:val="1A1A1A"/>
-                      <w:sz w:val="19"/>
+                      <w:sz w:val="22"/>
                       <w:szCs w:val="19"/>
                     </w:rPr>
                     <w:t xml:space="preserve">h</w:t>
@@ -4417,7 +4423,7 @@
           </w:tbl>
           <w:p>
             <w:pPr>
-              <w:spacing w:before="0" w:after="0" w:line="24" w:lineRule="auto"/>
+              <w:spacing w:before="0" w:after="0" w:line="50" w:lineRule="exact"/>
             </w:pPr>
           </w:p>
         </w:tc>
@@ -4425,11 +4431,12 @@
     </w:tbl>
     <w:p>
       <w:pPr>
-        <w:spacing w:before="0" w:after="0" w:line="20" w:lineRule="exact"/>
+        <w:spacing w:before="0" w:after="0" w:line="50" w:lineRule="exact"/>
       </w:pPr>
     </w:p>
     <w:p>
       <w:pPr>
+        <w:pStyle w:val="Heading2"/>
         <w:keepNext/>
         <w:pBdr>
           <w:bottom w:val="single" w:sz="8" w:space="3" w:color="003A70"/>
@@ -4445,7 +4452,7 @@
           <w:b/>
           <w:color w:val="003A70"/>
           <w:spacing w:val="14"/>
-          <w:sz w:val="19"/>
+          <w:sz w:val="22"/>
           <w:szCs w:val="19"/>
         </w:rPr>
         <w:t xml:space="preserve">SELF-CHECK CODE</w:t>
@@ -4464,7 +4471,7 @@
           <w:rFonts w:ascii="Avenir Next" w:hAnsi="Avenir Next" w:cs="Avenir Next" w:eastAsia="Avenir Next"/>
           <w:i/>
           <w:color w:val="5A5F66"/>
-          <w:sz w:val="17"/>
+          <w:sz w:val="22"/>
           <w:szCs w:val="17"/>
         </w:rPr>
         <w:t xml:space="preserve">find your answer · copy its letter into that problem’s box · spell a math word</w:t>
@@ -4522,7 +4529,7 @@
                 <w:rFonts w:ascii="Avenir Next" w:hAnsi="Avenir Next" w:cs="Avenir Next" w:eastAsia="Avenir Next"/>
                 <w:b/>
                 <w:color w:val="1A1A1A"/>
-                <w:sz w:val="18"/>
+                <w:sz w:val="22"/>
                 <w:szCs w:val="18"/>
               </w:rPr>
               <w:t xml:space="preserve">112</w:t>
@@ -4538,7 +4545,7 @@
                 <w:rFonts w:ascii="Avenir Next" w:hAnsi="Avenir Next" w:cs="Avenir Next" w:eastAsia="Avenir Next"/>
                 <w:b/>
                 <w:color w:val="003A70"/>
-                <w:sz w:val="18"/>
+                <w:sz w:val="22"/>
                 <w:szCs w:val="18"/>
               </w:rPr>
               <w:t xml:space="preserve">V</w:t>
@@ -4561,7 +4568,7 @@
                 <w:rFonts w:ascii="Avenir Next" w:hAnsi="Avenir Next" w:cs="Avenir Next" w:eastAsia="Avenir Next"/>
                 <w:b/>
                 <w:color w:val="1A1A1A"/>
-                <w:sz w:val="18"/>
+                <w:sz w:val="22"/>
                 <w:szCs w:val="18"/>
               </w:rPr>
               <w:t xml:space="preserve">77</w:t>
@@ -4577,7 +4584,7 @@
                 <w:rFonts w:ascii="Avenir Next" w:hAnsi="Avenir Next" w:cs="Avenir Next" w:eastAsia="Avenir Next"/>
                 <w:b/>
                 <w:color w:val="003A70"/>
-                <w:sz w:val="18"/>
+                <w:sz w:val="22"/>
                 <w:szCs w:val="18"/>
               </w:rPr>
               <w:t xml:space="preserve">S</w:t>
@@ -4600,7 +4607,7 @@
                 <w:rFonts w:ascii="Avenir Next" w:hAnsi="Avenir Next" w:cs="Avenir Next" w:eastAsia="Avenir Next"/>
                 <w:b/>
                 <w:color w:val="1A1A1A"/>
-                <w:sz w:val="18"/>
+                <w:sz w:val="22"/>
                 <w:szCs w:val="18"/>
               </w:rPr>
               <w:t xml:space="preserve">260</w:t>
@@ -4616,7 +4623,7 @@
                 <w:rFonts w:ascii="Avenir Next" w:hAnsi="Avenir Next" w:cs="Avenir Next" w:eastAsia="Avenir Next"/>
                 <w:b/>
                 <w:color w:val="003A70"/>
-                <w:sz w:val="18"/>
+                <w:sz w:val="22"/>
                 <w:szCs w:val="18"/>
               </w:rPr>
               <w:t xml:space="preserve">E</w:t>
@@ -4639,7 +4646,7 @@
                 <w:rFonts w:ascii="Avenir Next" w:hAnsi="Avenir Next" w:cs="Avenir Next" w:eastAsia="Avenir Next"/>
                 <w:b/>
                 <w:color w:val="1A1A1A"/>
-                <w:sz w:val="18"/>
+                <w:sz w:val="22"/>
                 <w:szCs w:val="18"/>
               </w:rPr>
               <w:t xml:space="preserve">160</w:t>
@@ -4655,7 +4662,7 @@
                 <w:rFonts w:ascii="Avenir Next" w:hAnsi="Avenir Next" w:cs="Avenir Next" w:eastAsia="Avenir Next"/>
                 <w:b/>
                 <w:color w:val="003A70"/>
-                <w:sz w:val="18"/>
+                <w:sz w:val="22"/>
                 <w:szCs w:val="18"/>
               </w:rPr>
               <w:t xml:space="preserve">D</w:t>
@@ -4678,7 +4685,7 @@
                 <w:rFonts w:ascii="Avenir Next" w:hAnsi="Avenir Next" w:cs="Avenir Next" w:eastAsia="Avenir Next"/>
                 <w:b/>
                 <w:color w:val="1A1A1A"/>
-                <w:sz w:val="18"/>
+                <w:sz w:val="22"/>
                 <w:szCs w:val="18"/>
               </w:rPr>
               <w:t xml:space="preserve">147</w:t>
@@ -4694,7 +4701,7 @@
                 <w:rFonts w:ascii="Avenir Next" w:hAnsi="Avenir Next" w:cs="Avenir Next" w:eastAsia="Avenir Next"/>
                 <w:b/>
                 <w:color w:val="003A70"/>
-                <w:sz w:val="18"/>
+                <w:sz w:val="22"/>
                 <w:szCs w:val="18"/>
               </w:rPr>
               <w:t xml:space="preserve">O</w:t>
@@ -4717,7 +4724,7 @@
                 <w:rFonts w:ascii="Avenir Next" w:hAnsi="Avenir Next" w:cs="Avenir Next" w:eastAsia="Avenir Next"/>
                 <w:b/>
                 <w:color w:val="1A1A1A"/>
-                <w:sz w:val="18"/>
+                <w:sz w:val="22"/>
                 <w:szCs w:val="18"/>
               </w:rPr>
               <w:t xml:space="preserve">17</w:t>
@@ -4733,7 +4740,7 @@
                 <w:rFonts w:ascii="Avenir Next" w:hAnsi="Avenir Next" w:cs="Avenir Next" w:eastAsia="Avenir Next"/>
                 <w:b/>
                 <w:color w:val="003A70"/>
-                <w:sz w:val="18"/>
+                <w:sz w:val="22"/>
                 <w:szCs w:val="18"/>
               </w:rPr>
               <w:t xml:space="preserve">L</w:t>
@@ -4756,7 +4763,7 @@
                 <w:rFonts w:ascii="Avenir Next" w:hAnsi="Avenir Next" w:cs="Avenir Next" w:eastAsia="Avenir Next"/>
                 <w:b/>
                 <w:color w:val="1A1A1A"/>
-                <w:sz w:val="18"/>
+                <w:sz w:val="22"/>
                 <w:szCs w:val="18"/>
               </w:rPr>
               <w:t xml:space="preserve">18</w:t>
@@ -4772,7 +4779,7 @@
                 <w:rFonts w:ascii="Avenir Next" w:hAnsi="Avenir Next" w:cs="Avenir Next" w:eastAsia="Avenir Next"/>
                 <w:b/>
                 <w:color w:val="003A70"/>
-                <w:sz w:val="18"/>
+                <w:sz w:val="22"/>
                 <w:szCs w:val="18"/>
               </w:rPr>
               <w:t xml:space="preserve">X</w:t>
@@ -4795,7 +4802,7 @@
                 <w:rFonts w:ascii="Avenir Next" w:hAnsi="Avenir Next" w:cs="Avenir Next" w:eastAsia="Avenir Next"/>
                 <w:b/>
                 <w:color w:val="1A1A1A"/>
-                <w:sz w:val="18"/>
+                <w:sz w:val="22"/>
                 <w:szCs w:val="18"/>
               </w:rPr>
               <w:t xml:space="preserve">340</w:t>
@@ -4811,7 +4818,7 @@
                 <w:rFonts w:ascii="Avenir Next" w:hAnsi="Avenir Next" w:cs="Avenir Next" w:eastAsia="Avenir Next"/>
                 <w:b/>
                 <w:color w:val="003A70"/>
-                <w:sz w:val="18"/>
+                <w:sz w:val="22"/>
                 <w:szCs w:val="18"/>
               </w:rPr>
               <w:t xml:space="preserve">Z</w:t>
@@ -4834,7 +4841,7 @@
                 <w:rFonts w:ascii="Avenir Next" w:hAnsi="Avenir Next" w:cs="Avenir Next" w:eastAsia="Avenir Next"/>
                 <w:b/>
                 <w:color w:val="1A1A1A"/>
-                <w:sz w:val="18"/>
+                <w:sz w:val="22"/>
                 <w:szCs w:val="18"/>
               </w:rPr>
               <w:t xml:space="preserve">60</w:t>
@@ -4850,7 +4857,7 @@
                 <w:rFonts w:ascii="Avenir Next" w:hAnsi="Avenir Next" w:cs="Avenir Next" w:eastAsia="Avenir Next"/>
                 <w:b/>
                 <w:color w:val="003A70"/>
-                <w:sz w:val="18"/>
+                <w:sz w:val="22"/>
                 <w:szCs w:val="18"/>
               </w:rPr>
               <w:t xml:space="preserve">Q</w:t>
@@ -4861,7 +4868,7 @@
     </w:tbl>
     <w:p>
       <w:pPr>
-        <w:spacing w:before="0" w:after="0" w:line="60" w:lineRule="auto"/>
+        <w:spacing w:before="0" w:after="0" w:line="50" w:lineRule="exact"/>
       </w:pPr>
     </w:p>
     <w:tbl>
@@ -5028,7 +5035,7 @@
     </w:tbl>
     <w:p>
       <w:pPr>
-        <w:spacing w:before="0" w:after="0" w:line="40" w:lineRule="auto"/>
+        <w:spacing w:before="0" w:after="0" w:line="50" w:lineRule="exact"/>
       </w:pPr>
     </w:p>
     <w:tbl>
@@ -5070,6 +5077,7 @@
           </w:tcPr>
           <w:p>
             <w:pPr>
+              <w:pStyle w:val="Heading2"/>
               <w:spacing w:before="0" w:after="0" w:line="240" w:lineRule="auto"/>
             </w:pPr>
             <w:r>
@@ -5107,7 +5115,7 @@
               <w:rPr>
                 <w:rFonts w:ascii="Avenir Next" w:hAnsi="Avenir Next" w:cs="Avenir Next" w:eastAsia="Avenir Next"/>
                 <w:color w:val="1A1A1A"/>
-                <w:sz w:val="17"/>
+                <w:sz w:val="22"/>
                 <w:szCs w:val="17"/>
               </w:rPr>
               <w:t xml:space="preserve">  I can do this on my own</w:t>
@@ -5136,7 +5144,7 @@
               <w:rPr>
                 <w:rFonts w:ascii="Avenir Next" w:hAnsi="Avenir Next" w:cs="Avenir Next" w:eastAsia="Avenir Next"/>
                 <w:color w:val="1A1A1A"/>
-                <w:sz w:val="17"/>
+                <w:sz w:val="22"/>
                 <w:szCs w:val="17"/>
               </w:rPr>
               <w:t xml:space="preserve">  I need a little help</w:t>
@@ -5165,7 +5173,7 @@
               <w:rPr>
                 <w:rFonts w:ascii="Avenir Next" w:hAnsi="Avenir Next" w:cs="Avenir Next" w:eastAsia="Avenir Next"/>
                 <w:color w:val="1A1A1A"/>
-                <w:sz w:val="17"/>
+                <w:sz w:val="22"/>
                 <w:szCs w:val="17"/>
               </w:rPr>
               <w:t xml:space="preserve">  I have a question about #</w:t>
@@ -5186,7 +5194,7 @@
     </w:tbl>
     <w:p>
       <w:pPr>
-        <w:spacing w:before="0" w:after="0" w:line="20" w:lineRule="exact"/>
+        <w:spacing w:before="0" w:after="0" w:line="50" w:lineRule="exact"/>
       </w:pPr>
     </w:p>
     <w:sectPr>
@@ -5272,7 +5280,106 @@
               <w:sz w:val="15"/>
               <w:szCs w:val="15"/>
             </w:rPr>
-            <w:t xml:space="preserve">Lesson 9-3  ·  Session 2  ·  Practice Form B</w:t>
+            <w:t xml:space="preserve">9-3 · Page </w:t>
+          </w:r>
+          <w:r>
+            <w:rPr>
+              <w:rFonts w:ascii="Avenir Next" w:hAnsi="Avenir Next" w:cs="Avenir Next" w:eastAsia="Avenir Next"/>
+              <w:color w:val="5A5F66"/>
+              <w:sz w:val="15"/>
+              <w:szCs w:val="15"/>
+            </w:rPr>
+            <w:fldChar w:fldCharType="begin"/>
+          </w:r>
+          <w:r>
+            <w:rPr>
+              <w:rFonts w:ascii="Avenir Next" w:hAnsi="Avenir Next" w:cs="Avenir Next" w:eastAsia="Avenir Next"/>
+              <w:color w:val="5A5F66"/>
+              <w:sz w:val="15"/>
+              <w:szCs w:val="15"/>
+            </w:rPr>
+            <w:instrText xml:space="preserve"> PAGE </w:instrText>
+          </w:r>
+          <w:r>
+            <w:rPr>
+              <w:rFonts w:ascii="Avenir Next" w:hAnsi="Avenir Next" w:cs="Avenir Next" w:eastAsia="Avenir Next"/>
+              <w:color w:val="5A5F66"/>
+              <w:sz w:val="15"/>
+              <w:szCs w:val="15"/>
+            </w:rPr>
+            <w:fldChar w:fldCharType="separate"/>
+          </w:r>
+          <w:r>
+            <w:rPr>
+              <w:rFonts w:ascii="Avenir Next" w:hAnsi="Avenir Next" w:cs="Avenir Next" w:eastAsia="Avenir Next"/>
+              <w:color w:val="5A5F66"/>
+              <w:sz w:val="15"/>
+              <w:szCs w:val="15"/>
+            </w:rPr>
+            <w:t xml:space="preserve">1</w:t>
+          </w:r>
+          <w:r>
+            <w:rPr>
+              <w:rFonts w:ascii="Avenir Next" w:hAnsi="Avenir Next" w:cs="Avenir Next" w:eastAsia="Avenir Next"/>
+              <w:color w:val="5A5F66"/>
+              <w:sz w:val="15"/>
+              <w:szCs w:val="15"/>
+            </w:rPr>
+            <w:fldChar w:fldCharType="end"/>
+          </w:r>
+          <w:r>
+            <w:rPr>
+              <w:rFonts w:ascii="Avenir Next" w:hAnsi="Avenir Next" w:cs="Avenir Next" w:eastAsia="Avenir Next"/>
+              <w:color w:val="5A5F66"/>
+              <w:sz w:val="15"/>
+              <w:szCs w:val="15"/>
+            </w:rPr>
+            <w:t xml:space="preserve"> of </w:t>
+          </w:r>
+          <w:r>
+            <w:rPr>
+              <w:rFonts w:ascii="Avenir Next" w:hAnsi="Avenir Next" w:cs="Avenir Next" w:eastAsia="Avenir Next"/>
+              <w:color w:val="5A5F66"/>
+              <w:sz w:val="15"/>
+              <w:szCs w:val="15"/>
+            </w:rPr>
+            <w:fldChar w:fldCharType="begin"/>
+          </w:r>
+          <w:r>
+            <w:rPr>
+              <w:rFonts w:ascii="Avenir Next" w:hAnsi="Avenir Next" w:cs="Avenir Next" w:eastAsia="Avenir Next"/>
+              <w:color w:val="5A5F66"/>
+              <w:sz w:val="15"/>
+              <w:szCs w:val="15"/>
+            </w:rPr>
+            <w:instrText xml:space="preserve"> NUMPAGES </w:instrText>
+          </w:r>
+          <w:r>
+            <w:rPr>
+              <w:rFonts w:ascii="Avenir Next" w:hAnsi="Avenir Next" w:cs="Avenir Next" w:eastAsia="Avenir Next"/>
+              <w:color w:val="5A5F66"/>
+              <w:sz w:val="15"/>
+              <w:szCs w:val="15"/>
+            </w:rPr>
+            <w:fldChar w:fldCharType="separate"/>
+          </w:r>
+          <w:r>
+            <w:rPr>
+              <w:rFonts w:ascii="Avenir Next" w:hAnsi="Avenir Next" w:cs="Avenir Next" w:eastAsia="Avenir Next"/>
+              <w:color w:val="5A5F66"/>
+              <w:sz w:val="15"/>
+              <w:szCs w:val="15"/>
+            </w:rPr>
+            <w:t xml:space="preserve">1</w:t>
+          </w:r>
+          <w:r>
+            <w:rPr>
+              <w:rFonts w:ascii="Avenir Next" w:hAnsi="Avenir Next" w:cs="Avenir Next" w:eastAsia="Avenir Next"/>
+              <w:color w:val="5A5F66"/>
+              <w:sz w:val="15"/>
+              <w:szCs w:val="15"/>
+            </w:rPr>
+            <w:fldChar w:fldCharType="end"/>
           </w:r>
         </w:p>
       </w:tc>
@@ -5315,5 +5422,23 @@
       </w:tblCellMar>
     </w:tblPr>
   </w:style>
+  <w:style w:type="paragraph" w:styleId="Heading1">
+    <w:name w:val="heading 1"/>
+    <w:basedOn w:val="Normal"/>
+    <w:pPr>
+      <w:outlineLvl w:val="0"/>
+      <w:keepNext w:val="0"/>
+      <w:keepLines w:val="0"/>
+    </w:pPr>
+  </w:style>
+  <w:style w:type="paragraph" w:styleId="Heading2">
+    <w:name w:val="heading 2"/>
+    <w:basedOn w:val="Normal"/>
+    <w:pPr>
+      <w:outlineLvl w:val="1"/>
+      <w:keepNext w:val="0"/>
+      <w:keepLines w:val="0"/>
+    </w:pPr>
+  </w:style>
 </w:styles>
 </file>